--- a/frontend/public/templates/technical_offer_template.docx
+++ b/frontend/public/templates/technical_offer_template.docx
@@ -5708,31 +5708,6 @@
       <w:rPr>
         <w:noProof/>
       </w:rPr>
-      <w:pict w14:anchorId="0B9A1BD8">
-        <v:shapetype id="_x0000_t75" coordsize="21600,21600" o:spt="75" o:preferrelative="t" path="m@4@5l@4@11@9@11@9@5xe" filled="f" stroked="f">
-          <v:stroke joinstyle="miter"/>
-          <v:formulas>
-            <v:f eqn="if lineDrawn pixelLineWidth 0"/>
-            <v:f eqn="sum @0 1 0"/>
-            <v:f eqn="sum 0 0 @1"/>
-            <v:f eqn="prod @2 1 2"/>
-            <v:f eqn="prod @3 21600 pixelWidth"/>
-            <v:f eqn="prod @3 21600 pixelHeight"/>
-            <v:f eqn="sum @0 0 1"/>
-            <v:f eqn="prod @6 1 2"/>
-            <v:f eqn="prod @7 21600 pixelWidth"/>
-            <v:f eqn="sum @8 21600 0"/>
-            <v:f eqn="prod @7 21600 pixelHeight"/>
-            <v:f eqn="sum @10 21600 0"/>
-          </v:formulas>
-          <v:path o:extrusionok="f" gradientshapeok="t" o:connecttype="rect"/>
-          <o:lock v:ext="edit" aspectratio="t"/>
-        </v:shapetype>
-        <v:shape id="WordPictureWatermark10348436" o:spid="_x0000_s1029" type="#_x0000_t75" style="position:absolute;left:0;text-align:left;margin-left:0;margin-top:0;width:493.95pt;height:399.45pt;z-index:-251658240;mso-position-horizontal:center;mso-position-horizontal-relative:margin;mso-position-vertical:center;mso-position-vertical-relative:margin" o:allowincell="f">
-          <v:imagedata r:id="rId1" o:title="لوجو جديد" gain="19661f" blacklevel="22938f"/>
-          <w10:wrap anchorx="margin" anchory="margin"/>
-        </v:shape>
-      </w:pict>
     </w:r>
   </w:p>
 </w:hdr>
@@ -6479,31 +6454,6 @@
       <w:rPr>
         <w:noProof/>
       </w:rPr>
-      <w:pict w14:anchorId="322AF0D5">
-        <v:shapetype id="_x0000_t75" coordsize="21600,21600" o:spt="75" o:preferrelative="t" path="m@4@5l@4@11@9@11@9@5xe" filled="f" stroked="f">
-          <v:stroke joinstyle="miter"/>
-          <v:formulas>
-            <v:f eqn="if lineDrawn pixelLineWidth 0"/>
-            <v:f eqn="sum @0 1 0"/>
-            <v:f eqn="sum 0 0 @1"/>
-            <v:f eqn="prod @2 1 2"/>
-            <v:f eqn="prod @3 21600 pixelWidth"/>
-            <v:f eqn="prod @3 21600 pixelHeight"/>
-            <v:f eqn="sum @0 0 1"/>
-            <v:f eqn="prod @6 1 2"/>
-            <v:f eqn="prod @7 21600 pixelWidth"/>
-            <v:f eqn="sum @8 21600 0"/>
-            <v:f eqn="prod @7 21600 pixelHeight"/>
-            <v:f eqn="sum @10 21600 0"/>
-          </v:formulas>
-          <v:path o:extrusionok="f" gradientshapeok="t" o:connecttype="rect"/>
-          <o:lock v:ext="edit" aspectratio="t"/>
-        </v:shapetype>
-        <v:shape id="WordPictureWatermark10348437" o:spid="_x0000_s1030" type="#_x0000_t75" style="position:absolute;left:0;text-align:left;margin-left:-6.15pt;margin-top:188.85pt;width:493.95pt;height:399.45pt;z-index:-251657216;mso-position-horizontal-relative:margin;mso-position-vertical-relative:margin" o:allowincell="f">
-          <v:imagedata r:id="rId2" o:title="لوجو جديد" gain="19661f" blacklevel="22938f"/>
-          <w10:wrap anchorx="margin" anchory="margin"/>
-        </v:shape>
-      </w:pict>
     </w:r>
   </w:p>
 </w:hdr>
@@ -6519,31 +6469,6 @@
       <w:rPr>
         <w:noProof/>
       </w:rPr>
-      <w:pict w14:anchorId="3465DA2B">
-        <v:shapetype id="_x0000_t75" coordsize="21600,21600" o:spt="75" o:preferrelative="t" path="m@4@5l@4@11@9@11@9@5xe" filled="f" stroked="f">
-          <v:stroke joinstyle="miter"/>
-          <v:formulas>
-            <v:f eqn="if lineDrawn pixelLineWidth 0"/>
-            <v:f eqn="sum @0 1 0"/>
-            <v:f eqn="sum 0 0 @1"/>
-            <v:f eqn="prod @2 1 2"/>
-            <v:f eqn="prod @3 21600 pixelWidth"/>
-            <v:f eqn="prod @3 21600 pixelHeight"/>
-            <v:f eqn="sum @0 0 1"/>
-            <v:f eqn="prod @6 1 2"/>
-            <v:f eqn="prod @7 21600 pixelWidth"/>
-            <v:f eqn="sum @8 21600 0"/>
-            <v:f eqn="prod @7 21600 pixelHeight"/>
-            <v:f eqn="sum @10 21600 0"/>
-          </v:formulas>
-          <v:path o:extrusionok="f" gradientshapeok="t" o:connecttype="rect"/>
-          <o:lock v:ext="edit" aspectratio="t"/>
-        </v:shapetype>
-        <v:shape id="WordPictureWatermark10348435" o:spid="_x0000_s1028" type="#_x0000_t75" style="position:absolute;left:0;text-align:left;margin-left:0;margin-top:0;width:493.95pt;height:399.45pt;z-index:-251659264;mso-position-horizontal:center;mso-position-horizontal-relative:margin;mso-position-vertical:center;mso-position-vertical-relative:margin" o:allowincell="f">
-          <v:imagedata r:id="rId1" o:title="لوجو جديد" gain="19661f" blacklevel="22938f"/>
-          <w10:wrap anchorx="margin" anchory="margin"/>
-        </v:shape>
-      </w:pict>
     </w:r>
   </w:p>
 </w:hdr>

--- a/frontend/public/templates/technical_offer_template.docx
+++ b/frontend/public/templates/technical_offer_template.docx
@@ -330,7 +330,7 @@
         </w:tabs>
         <w:spacing w:after="0"/>
         <w:ind w:left="-567"/>
-        <w:jc w:val="highKashida"/>
+        <w:jc w:val="both"/>
         <w:rPr>
           <w:b/>
           <w:bCs/>
@@ -566,7 +566,7 @@
       <w:pPr>
         <w:spacing w:after="0" w:line="240" w:lineRule="auto"/>
         <w:ind w:left="-567" w:hanging="283"/>
-        <w:jc w:val="highKashida"/>
+        <w:jc w:val="both"/>
         <w:rPr>
           <w:b/>
           <w:bCs/>
@@ -788,7 +788,7 @@
       <w:pPr>
         <w:spacing w:after="0" w:line="240" w:lineRule="auto"/>
         <w:ind w:left="-567" w:hanging="283"/>
-        <w:jc w:val="highKashida"/>
+        <w:jc w:val="both"/>
         <w:rPr>
           <w:b/>
           <w:bCs/>
@@ -1227,7 +1227,7 @@
           <w:p>
             <w:pPr>
               <w:spacing w:after="0" w:line="240" w:lineRule="auto"/>
-              <w:jc w:val="highKashida"/>
+              <w:jc w:val="both"/>
               <w:rPr>
                 <w:b/>
                 <w:bCs/>
@@ -1252,7 +1252,7 @@
           <w:p>
             <w:pPr>
               <w:spacing w:after="0" w:line="240" w:lineRule="auto"/>
-              <w:jc w:val="highKashida"/>
+              <w:jc w:val="both"/>
               <w:rPr>
                 <w:b/>
                 <w:bCs/>
@@ -1291,7 +1291,7 @@
           <w:p>
             <w:pPr>
               <w:spacing w:after="0" w:line="240" w:lineRule="auto"/>
-              <w:jc w:val="highKashida"/>
+              <w:jc w:val="both"/>
               <w:rPr>
                 <w:b/>
                 <w:bCs/>
@@ -1330,7 +1330,7 @@
           <w:p>
             <w:pPr>
               <w:spacing w:after="0" w:line="240" w:lineRule="auto"/>
-              <w:jc w:val="highKashida"/>
+              <w:jc w:val="both"/>
               <w:rPr>
                 <w:b/>
                 <w:bCs/>
@@ -1369,7 +1369,7 @@
           <w:p>
             <w:pPr>
               <w:spacing w:after="0" w:line="240" w:lineRule="auto"/>
-              <w:jc w:val="highKashida"/>
+              <w:jc w:val="both"/>
               <w:rPr>
                 <w:b/>
                 <w:bCs/>
@@ -1408,7 +1408,7 @@
           <w:p>
             <w:pPr>
               <w:spacing w:after="0" w:line="240" w:lineRule="auto"/>
-              <w:jc w:val="highKashida"/>
+              <w:jc w:val="both"/>
               <w:rPr>
                 <w:b/>
                 <w:bCs/>
@@ -1447,7 +1447,7 @@
           <w:p>
             <w:pPr>
               <w:spacing w:after="0" w:line="240" w:lineRule="auto"/>
-              <w:jc w:val="highKashida"/>
+              <w:jc w:val="both"/>
               <w:rPr>
                 <w:b/>
                 <w:bCs/>
@@ -1525,7 +1525,7 @@
           <w:p>
             <w:pPr>
               <w:spacing w:after="0" w:line="240" w:lineRule="auto"/>
-              <w:jc w:val="highKashida"/>
+              <w:jc w:val="both"/>
               <w:rPr>
                 <w:b/>
                 <w:bCs/>
@@ -1550,7 +1550,7 @@
           <w:p>
             <w:pPr>
               <w:spacing w:after="0" w:line="240" w:lineRule="auto"/>
-              <w:jc w:val="highKashida"/>
+              <w:jc w:val="both"/>
               <w:rPr>
                 <w:b/>
                 <w:bCs/>
@@ -1589,7 +1589,7 @@
           <w:p>
             <w:pPr>
               <w:spacing w:after="0" w:line="240" w:lineRule="auto"/>
-              <w:jc w:val="highKashida"/>
+              <w:jc w:val="both"/>
               <w:rPr>
                 <w:b/>
                 <w:bCs/>
@@ -1628,7 +1628,7 @@
           <w:p>
             <w:pPr>
               <w:spacing w:after="0" w:line="240" w:lineRule="auto"/>
-              <w:jc w:val="highKashida"/>
+              <w:jc w:val="both"/>
               <w:rPr>
                 <w:b/>
                 <w:bCs/>
@@ -1666,7 +1666,7 @@
           <w:p>
             <w:pPr>
               <w:spacing w:after="0" w:line="240" w:lineRule="auto"/>
-              <w:jc w:val="highKashida"/>
+              <w:jc w:val="both"/>
               <w:rPr>
                 <w:b/>
                 <w:bCs/>
@@ -1691,7 +1691,7 @@
           <w:p>
             <w:pPr>
               <w:spacing w:after="0" w:line="240" w:lineRule="auto"/>
-              <w:jc w:val="highKashida"/>
+              <w:jc w:val="both"/>
               <w:rPr>
                 <w:b/>
                 <w:bCs/>
@@ -1717,7 +1717,7 @@
           <w:p>
             <w:pPr>
               <w:spacing w:after="0" w:line="240" w:lineRule="auto"/>
-              <w:jc w:val="highKashida"/>
+              <w:jc w:val="both"/>
               <w:rPr>
                 <w:b/>
                 <w:bCs/>
@@ -1795,7 +1795,7 @@
           <w:p>
             <w:pPr>
               <w:spacing w:after="0" w:line="240" w:lineRule="auto"/>
-              <w:jc w:val="highKashida"/>
+              <w:jc w:val="both"/>
               <w:rPr>
                 <w:b/>
                 <w:bCs/>
@@ -1820,7 +1820,7 @@
           <w:p>
             <w:pPr>
               <w:spacing w:after="0" w:line="240" w:lineRule="auto"/>
-              <w:jc w:val="highKashida"/>
+              <w:jc w:val="both"/>
               <w:rPr>
                 <w:b/>
                 <w:bCs/>
@@ -1857,7 +1857,7 @@
           <w:p>
             <w:pPr>
               <w:spacing w:after="0" w:line="240" w:lineRule="auto"/>
-              <w:jc w:val="highKashida"/>
+              <w:jc w:val="both"/>
               <w:rPr>
                 <w:b/>
                 <w:bCs/>
@@ -1894,7 +1894,7 @@
           <w:p>
             <w:pPr>
               <w:spacing w:after="0" w:line="240" w:lineRule="auto"/>
-              <w:jc w:val="highKashida"/>
+              <w:jc w:val="both"/>
               <w:rPr>
                 <w:b/>
                 <w:bCs/>
@@ -1930,7 +1930,7 @@
           <w:p>
             <w:pPr>
               <w:spacing w:after="0" w:line="240" w:lineRule="auto"/>
-              <w:jc w:val="highKashida"/>
+              <w:jc w:val="both"/>
               <w:rPr>
                 <w:b/>
                 <w:bCs/>
@@ -1954,7 +1954,7 @@
           <w:p>
             <w:pPr>
               <w:spacing w:after="0" w:line="240" w:lineRule="auto"/>
-              <w:jc w:val="highKashida"/>
+              <w:jc w:val="both"/>
               <w:rPr>
                 <w:b/>
                 <w:bCs/>
@@ -1979,7 +1979,7 @@
           <w:p>
             <w:pPr>
               <w:spacing w:after="0" w:line="240" w:lineRule="auto"/>
-              <w:jc w:val="highKashida"/>
+              <w:jc w:val="both"/>
               <w:rPr>
                 <w:b/>
                 <w:bCs/>
@@ -2057,7 +2057,7 @@
           <w:p>
             <w:pPr>
               <w:spacing w:after="0" w:line="240" w:lineRule="auto"/>
-              <w:jc w:val="highKashida"/>
+              <w:jc w:val="both"/>
               <w:rPr>
                 <w:b/>
                 <w:bCs/>
@@ -2082,7 +2082,7 @@
           <w:p>
             <w:pPr>
               <w:spacing w:after="0" w:line="240" w:lineRule="auto"/>
-              <w:jc w:val="highKashida"/>
+              <w:jc w:val="both"/>
               <w:rPr>
                 <w:b/>
                 <w:bCs/>
@@ -2119,7 +2119,7 @@
           <w:p>
             <w:pPr>
               <w:spacing w:after="0" w:line="240" w:lineRule="auto"/>
-              <w:jc w:val="highKashida"/>
+              <w:jc w:val="both"/>
               <w:rPr>
                 <w:b/>
                 <w:bCs/>
@@ -2156,7 +2156,7 @@
           <w:p>
             <w:pPr>
               <w:spacing w:after="0" w:line="240" w:lineRule="auto"/>
-              <w:jc w:val="highKashida"/>
+              <w:jc w:val="both"/>
               <w:rPr>
                 <w:b/>
                 <w:bCs/>
@@ -2193,7 +2193,7 @@
           <w:p>
             <w:pPr>
               <w:spacing w:after="0" w:line="240" w:lineRule="auto"/>
-              <w:jc w:val="highKashida"/>
+              <w:jc w:val="both"/>
               <w:rPr>
                 <w:b/>
                 <w:bCs/>
@@ -2218,7 +2218,7 @@
           <w:p>
             <w:pPr>
               <w:spacing w:after="0" w:line="240" w:lineRule="auto"/>
-              <w:jc w:val="highKashida"/>
+              <w:jc w:val="both"/>
               <w:rPr>
                 <w:b/>
                 <w:bCs/>
@@ -2243,7 +2243,7 @@
           <w:p>
             <w:pPr>
               <w:spacing w:after="0" w:line="240" w:lineRule="auto"/>
-              <w:jc w:val="highKashida"/>
+              <w:jc w:val="both"/>
               <w:rPr>
                 <w:b/>
                 <w:bCs/>
@@ -2334,7 +2334,7 @@
           <w:p>
             <w:pPr>
               <w:spacing w:after="0" w:line="240" w:lineRule="auto"/>
-              <w:jc w:val="highKashida"/>
+              <w:jc w:val="both"/>
               <w:rPr>
                 <w:b/>
                 <w:bCs/>
@@ -2359,7 +2359,7 @@
           <w:p>
             <w:pPr>
               <w:spacing w:after="0" w:line="240" w:lineRule="auto"/>
-              <w:jc w:val="highKashida"/>
+              <w:jc w:val="both"/>
               <w:rPr>
                 <w:b/>
                 <w:bCs/>
@@ -2397,7 +2397,7 @@
           <w:p>
             <w:pPr>
               <w:spacing w:after="0" w:line="240" w:lineRule="auto"/>
-              <w:jc w:val="highKashida"/>
+              <w:jc w:val="both"/>
               <w:rPr>
                 <w:b/>
                 <w:bCs/>
@@ -2435,7 +2435,7 @@
           <w:p>
             <w:pPr>
               <w:spacing w:after="0" w:line="240" w:lineRule="auto"/>
-              <w:jc w:val="highKashida"/>
+              <w:jc w:val="both"/>
               <w:rPr>
                 <w:b/>
                 <w:bCs/>
@@ -2473,7 +2473,7 @@
           <w:p>
             <w:pPr>
               <w:spacing w:after="0" w:line="240" w:lineRule="auto"/>
-              <w:jc w:val="highKashida"/>
+              <w:jc w:val="both"/>
               <w:rPr>
                 <w:b/>
                 <w:bCs/>
@@ -2510,7 +2510,7 @@
           <w:p>
             <w:pPr>
               <w:spacing w:after="0" w:line="240" w:lineRule="auto"/>
-              <w:jc w:val="highKashida"/>
+              <w:jc w:val="both"/>
               <w:rPr>
                 <w:b/>
                 <w:bCs/>
@@ -2535,7 +2535,7 @@
           <w:p>
             <w:pPr>
               <w:spacing w:after="0" w:line="240" w:lineRule="auto"/>
-              <w:jc w:val="highKashida"/>
+              <w:jc w:val="both"/>
               <w:rPr>
                 <w:b/>
                 <w:bCs/>
@@ -2612,7 +2612,7 @@
           <w:p>
             <w:pPr>
               <w:spacing w:after="0" w:line="240" w:lineRule="auto"/>
-              <w:jc w:val="highKashida"/>
+              <w:jc w:val="both"/>
               <w:rPr>
                 <w:b/>
                 <w:bCs/>
@@ -2637,7 +2637,7 @@
           <w:p>
             <w:pPr>
               <w:spacing w:after="0" w:line="240" w:lineRule="auto"/>
-              <w:jc w:val="highKashida"/>
+              <w:jc w:val="both"/>
               <w:rPr>
                 <w:b/>
                 <w:bCs/>
@@ -2675,7 +2675,7 @@
           <w:p>
             <w:pPr>
               <w:spacing w:after="0" w:line="240" w:lineRule="auto"/>
-              <w:jc w:val="highKashida"/>
+              <w:jc w:val="both"/>
               <w:rPr>
                 <w:b/>
                 <w:bCs/>
@@ -2713,7 +2713,7 @@
           <w:p>
             <w:pPr>
               <w:spacing w:after="0" w:line="240" w:lineRule="auto"/>
-              <w:jc w:val="highKashida"/>
+              <w:jc w:val="both"/>
               <w:rPr>
                 <w:b/>
                 <w:bCs/>
@@ -2750,7 +2750,7 @@
           <w:p>
             <w:pPr>
               <w:spacing w:after="0" w:line="240" w:lineRule="auto"/>
-              <w:jc w:val="highKashida"/>
+              <w:jc w:val="both"/>
               <w:rPr>
                 <w:b/>
                 <w:bCs/>
@@ -2774,7 +2774,7 @@
           <w:p>
             <w:pPr>
               <w:spacing w:after="0" w:line="240" w:lineRule="auto"/>
-              <w:jc w:val="highKashida"/>
+              <w:jc w:val="both"/>
               <w:rPr>
                 <w:b/>
                 <w:bCs/>
@@ -2799,7 +2799,7 @@
           <w:p>
             <w:pPr>
               <w:spacing w:after="0" w:line="240" w:lineRule="auto"/>
-              <w:jc w:val="highKashida"/>
+              <w:jc w:val="both"/>
               <w:rPr>
                 <w:b/>
                 <w:bCs/>
@@ -2876,7 +2876,7 @@
           <w:p>
             <w:pPr>
               <w:spacing w:after="0" w:line="240" w:lineRule="auto"/>
-              <w:jc w:val="highKashida"/>
+              <w:jc w:val="both"/>
               <w:rPr>
                 <w:b/>
                 <w:bCs/>
@@ -2901,7 +2901,7 @@
           <w:p>
             <w:pPr>
               <w:spacing w:after="0" w:line="240" w:lineRule="auto"/>
-              <w:jc w:val="highKashida"/>
+              <w:jc w:val="both"/>
               <w:rPr>
                 <w:b/>
                 <w:bCs/>
@@ -2938,7 +2938,7 @@
           <w:p>
             <w:pPr>
               <w:spacing w:after="0" w:line="240" w:lineRule="auto"/>
-              <w:jc w:val="highKashida"/>
+              <w:jc w:val="both"/>
               <w:rPr>
                 <w:b/>
                 <w:bCs/>
@@ -2975,7 +2975,7 @@
           <w:p>
             <w:pPr>
               <w:spacing w:after="0" w:line="240" w:lineRule="auto"/>
-              <w:jc w:val="highKashida"/>
+              <w:jc w:val="both"/>
               <w:rPr>
                 <w:b/>
                 <w:bCs/>
@@ -3011,7 +3011,7 @@
           <w:p>
             <w:pPr>
               <w:spacing w:after="0" w:line="240" w:lineRule="auto"/>
-              <w:jc w:val="highKashida"/>
+              <w:jc w:val="both"/>
               <w:rPr>
                 <w:b/>
                 <w:bCs/>
@@ -3035,7 +3035,7 @@
           <w:p>
             <w:pPr>
               <w:spacing w:after="0" w:line="240" w:lineRule="auto"/>
-              <w:jc w:val="highKashida"/>
+              <w:jc w:val="both"/>
               <w:rPr>
                 <w:b/>
                 <w:bCs/>
@@ -3060,7 +3060,7 @@
           <w:p>
             <w:pPr>
               <w:spacing w:after="0" w:line="240" w:lineRule="auto"/>
-              <w:jc w:val="highKashida"/>
+              <w:jc w:val="both"/>
               <w:rPr>
                 <w:b/>
                 <w:bCs/>
@@ -3138,7 +3138,7 @@
           <w:p>
             <w:pPr>
               <w:spacing w:after="0" w:line="240" w:lineRule="auto"/>
-              <w:jc w:val="highKashida"/>
+              <w:jc w:val="both"/>
               <w:rPr>
                 <w:b/>
                 <w:bCs/>
@@ -3163,7 +3163,7 @@
           <w:p>
             <w:pPr>
               <w:spacing w:after="0" w:line="240" w:lineRule="auto"/>
-              <w:jc w:val="highKashida"/>
+              <w:jc w:val="both"/>
               <w:rPr>
                 <w:b/>
                 <w:bCs/>
@@ -3200,7 +3200,7 @@
           <w:p>
             <w:pPr>
               <w:spacing w:after="0" w:line="240" w:lineRule="auto"/>
-              <w:jc w:val="highKashida"/>
+              <w:jc w:val="both"/>
               <w:rPr>
                 <w:b/>
                 <w:bCs/>
@@ -3237,7 +3237,7 @@
           <w:p>
             <w:pPr>
               <w:spacing w:after="0" w:line="240" w:lineRule="auto"/>
-              <w:jc w:val="highKashida"/>
+              <w:jc w:val="both"/>
               <w:rPr>
                 <w:b/>
                 <w:bCs/>
@@ -3274,7 +3274,7 @@
           <w:p>
             <w:pPr>
               <w:spacing w:after="0" w:line="240" w:lineRule="auto"/>
-              <w:jc w:val="highKashida"/>
+              <w:jc w:val="both"/>
               <w:rPr>
                 <w:b/>
                 <w:bCs/>
@@ -3299,7 +3299,7 @@
           <w:p>
             <w:pPr>
               <w:spacing w:after="0" w:line="240" w:lineRule="auto"/>
-              <w:jc w:val="highKashida"/>
+              <w:jc w:val="both"/>
               <w:rPr>
                 <w:b/>
                 <w:bCs/>
@@ -3324,7 +3324,7 @@
           <w:p>
             <w:pPr>
               <w:spacing w:after="0" w:line="240" w:lineRule="auto"/>
-              <w:jc w:val="highKashida"/>
+              <w:jc w:val="both"/>
               <w:rPr>
                 <w:b/>
                 <w:bCs/>
@@ -3416,7 +3416,7 @@
           <w:p>
             <w:pPr>
               <w:spacing w:after="0" w:line="240" w:lineRule="auto"/>
-              <w:jc w:val="highKashida"/>
+              <w:jc w:val="both"/>
               <w:rPr>
                 <w:b/>
                 <w:bCs/>
@@ -3441,7 +3441,7 @@
           <w:p>
             <w:pPr>
               <w:spacing w:after="0" w:line="240" w:lineRule="auto"/>
-              <w:jc w:val="highKashida"/>
+              <w:jc w:val="both"/>
               <w:rPr>
                 <w:b/>
                 <w:bCs/>
@@ -3479,7 +3479,7 @@
           <w:p>
             <w:pPr>
               <w:spacing w:after="0" w:line="240" w:lineRule="auto"/>
-              <w:jc w:val="highKashida"/>
+              <w:jc w:val="both"/>
               <w:rPr>
                 <w:b/>
                 <w:bCs/>
@@ -3517,7 +3517,7 @@
           <w:p>
             <w:pPr>
               <w:spacing w:after="0" w:line="240" w:lineRule="auto"/>
-              <w:jc w:val="highKashida"/>
+              <w:jc w:val="both"/>
               <w:rPr>
                 <w:b/>
                 <w:bCs/>
@@ -3555,7 +3555,7 @@
           <w:p>
             <w:pPr>
               <w:spacing w:after="0" w:line="240" w:lineRule="auto"/>
-              <w:jc w:val="highKashida"/>
+              <w:jc w:val="both"/>
               <w:rPr>
                 <w:b/>
                 <w:bCs/>
@@ -3580,7 +3580,7 @@
           <w:p>
             <w:pPr>
               <w:spacing w:after="0" w:line="240" w:lineRule="auto"/>
-              <w:jc w:val="highKashida"/>
+              <w:jc w:val="both"/>
               <w:rPr>
                 <w:b/>
                 <w:bCs/>
@@ -3605,7 +3605,7 @@
           <w:p>
             <w:pPr>
               <w:spacing w:after="0" w:line="240" w:lineRule="auto"/>
-              <w:jc w:val="highKashida"/>
+              <w:jc w:val="both"/>
               <w:rPr>
                 <w:b/>
                 <w:bCs/>
@@ -3659,7 +3659,7 @@
           <w:p>
             <w:pPr>
               <w:spacing w:after="0" w:line="240" w:lineRule="auto"/>
-              <w:jc w:val="highKashida"/>
+              <w:jc w:val="both"/>
               <w:rPr>
                 <w:b/>
                 <w:bCs/>
@@ -3683,7 +3683,7 @@
           <w:p>
             <w:pPr>
               <w:spacing w:after="0" w:line="240" w:lineRule="auto"/>
-              <w:jc w:val="highKashida"/>
+              <w:jc w:val="both"/>
               <w:rPr>
                 <w:b/>
                 <w:bCs/>
@@ -3708,7 +3708,7 @@
           <w:p>
             <w:pPr>
               <w:spacing w:after="0" w:line="240" w:lineRule="auto"/>
-              <w:jc w:val="highKashida"/>
+              <w:jc w:val="both"/>
               <w:rPr>
                 <w:b/>
                 <w:bCs/>
@@ -3746,7 +3746,7 @@
           <w:p>
             <w:pPr>
               <w:spacing w:after="0" w:line="240" w:lineRule="auto"/>
-              <w:jc w:val="highKashida"/>
+              <w:jc w:val="both"/>
               <w:rPr>
                 <w:b/>
                 <w:bCs/>
@@ -3784,7 +3784,7 @@
           <w:p>
             <w:pPr>
               <w:spacing w:after="0" w:line="240" w:lineRule="auto"/>
-              <w:jc w:val="highKashida"/>
+              <w:jc w:val="both"/>
               <w:rPr>
                 <w:b/>
                 <w:bCs/>
@@ -3821,7 +3821,7 @@
           <w:p>
             <w:pPr>
               <w:spacing w:after="0" w:line="240" w:lineRule="auto"/>
-              <w:jc w:val="highKashida"/>
+              <w:jc w:val="both"/>
               <w:rPr>
                 <w:b/>
                 <w:bCs/>
@@ -3845,7 +3845,7 @@
           <w:p>
             <w:pPr>
               <w:spacing w:after="0" w:line="240" w:lineRule="auto"/>
-              <w:jc w:val="highKashida"/>
+              <w:jc w:val="both"/>
               <w:rPr>
                 <w:b/>
                 <w:bCs/>
@@ -3870,7 +3870,7 @@
           <w:p>
             <w:pPr>
               <w:spacing w:after="0" w:line="240" w:lineRule="auto"/>
-              <w:jc w:val="highKashida"/>
+              <w:jc w:val="both"/>
               <w:rPr>
                 <w:b/>
                 <w:bCs/>
@@ -3924,7 +3924,7 @@
           <w:p>
             <w:pPr>
               <w:spacing w:after="0" w:line="240" w:lineRule="auto"/>
-              <w:jc w:val="highKashida"/>
+              <w:jc w:val="both"/>
               <w:rPr>
                 <w:b/>
                 <w:bCs/>
@@ -3948,7 +3948,7 @@
           <w:p>
             <w:pPr>
               <w:spacing w:after="0" w:line="240" w:lineRule="auto"/>
-              <w:jc w:val="highKashida"/>
+              <w:jc w:val="both"/>
               <w:rPr>
                 <w:b/>
                 <w:bCs/>
@@ -3973,7 +3973,7 @@
           <w:p>
             <w:pPr>
               <w:spacing w:after="0" w:line="240" w:lineRule="auto"/>
-              <w:jc w:val="highKashida"/>
+              <w:jc w:val="both"/>
               <w:rPr>
                 <w:b/>
                 <w:bCs/>
@@ -4010,7 +4010,7 @@
           <w:p>
             <w:pPr>
               <w:spacing w:after="0" w:line="240" w:lineRule="auto"/>
-              <w:jc w:val="highKashida"/>
+              <w:jc w:val="both"/>
               <w:rPr>
                 <w:b/>
                 <w:bCs/>
@@ -4047,7 +4047,7 @@
           <w:p>
             <w:pPr>
               <w:spacing w:after="0" w:line="240" w:lineRule="auto"/>
-              <w:jc w:val="highKashida"/>
+              <w:jc w:val="both"/>
               <w:rPr>
                 <w:b/>
                 <w:bCs/>
@@ -4083,7 +4083,7 @@
           <w:p>
             <w:pPr>
               <w:spacing w:after="0" w:line="240" w:lineRule="auto"/>
-              <w:jc w:val="highKashida"/>
+              <w:jc w:val="both"/>
               <w:rPr>
                 <w:b/>
                 <w:bCs/>
@@ -4107,7 +4107,7 @@
           <w:p>
             <w:pPr>
               <w:spacing w:after="0" w:line="240" w:lineRule="auto"/>
-              <w:jc w:val="highKashida"/>
+              <w:jc w:val="both"/>
               <w:rPr>
                 <w:b/>
                 <w:bCs/>
@@ -4132,7 +4132,7 @@
           <w:p>
             <w:pPr>
               <w:spacing w:after="0" w:line="240" w:lineRule="auto"/>
-              <w:jc w:val="highKashida"/>
+              <w:jc w:val="both"/>
               <w:rPr>
                 <w:b/>
                 <w:bCs/>
@@ -4185,7 +4185,7 @@
           <w:p>
             <w:pPr>
               <w:spacing w:after="0" w:line="240" w:lineRule="auto"/>
-              <w:jc w:val="highKashida"/>
+              <w:jc w:val="both"/>
               <w:rPr>
                 <w:b/>
                 <w:bCs/>
@@ -4210,7 +4210,7 @@
           <w:p>
             <w:pPr>
               <w:spacing w:after="0" w:line="240" w:lineRule="auto"/>
-              <w:jc w:val="highKashida"/>
+              <w:jc w:val="both"/>
               <w:rPr>
                 <w:b/>
                 <w:bCs/>
@@ -4235,7 +4235,7 @@
           <w:p>
             <w:pPr>
               <w:spacing w:after="0" w:line="240" w:lineRule="auto"/>
-              <w:jc w:val="highKashida"/>
+              <w:jc w:val="both"/>
               <w:rPr>
                 <w:b/>
                 <w:bCs/>
@@ -4272,7 +4272,7 @@
           <w:p>
             <w:pPr>
               <w:spacing w:after="0" w:line="240" w:lineRule="auto"/>
-              <w:jc w:val="highKashida"/>
+              <w:jc w:val="both"/>
               <w:rPr>
                 <w:b/>
                 <w:bCs/>
@@ -4309,7 +4309,7 @@
           <w:p>
             <w:pPr>
               <w:spacing w:after="0" w:line="240" w:lineRule="auto"/>
-              <w:jc w:val="highKashida"/>
+              <w:jc w:val="both"/>
               <w:rPr>
                 <w:b/>
                 <w:bCs/>
@@ -4346,7 +4346,7 @@
           <w:p>
             <w:pPr>
               <w:spacing w:after="0" w:line="240" w:lineRule="auto"/>
-              <w:jc w:val="highKashida"/>
+              <w:jc w:val="both"/>
               <w:rPr>
                 <w:b/>
                 <w:bCs/>
@@ -4371,7 +4371,7 @@
           <w:p>
             <w:pPr>
               <w:spacing w:after="0" w:line="240" w:lineRule="auto"/>
-              <w:jc w:val="highKashida"/>
+              <w:jc w:val="both"/>
               <w:rPr>
                 <w:b/>
                 <w:bCs/>
@@ -4396,7 +4396,7 @@
           <w:p>
             <w:pPr>
               <w:spacing w:after="0" w:line="240" w:lineRule="auto"/>
-              <w:jc w:val="highKashida"/>
+              <w:jc w:val="both"/>
               <w:rPr>
                 <w:b/>
                 <w:bCs/>
@@ -4430,7 +4430,7 @@
           <w:numId w:val="4"/>
         </w:numPr>
         <w:spacing w:after="0" w:line="240" w:lineRule="auto"/>
-        <w:jc w:val="mediumKashida"/>
+        <w:jc w:val="both"/>
         <w:rPr>
           <w:b/>
           <w:bCs/>
@@ -4577,7 +4577,7 @@
       <w:pPr>
         <w:spacing w:after="0" w:line="240" w:lineRule="auto"/>
         <w:ind w:left="-567" w:hanging="283"/>
-        <w:jc w:val="highKashida"/>
+        <w:jc w:val="both"/>
         <w:rPr>
           <w:b/>
           <w:bCs/>
@@ -4661,7 +4661,7 @@
           <w:numId w:val="1"/>
         </w:numPr>
         <w:spacing w:after="0" w:line="240" w:lineRule="auto"/>
-        <w:jc w:val="highKashida"/>
+        <w:jc w:val="both"/>
         <w:rPr>
           <w:b/>
           <w:bCs/>
@@ -4693,7 +4693,7 @@
           <w:numId w:val="1"/>
         </w:numPr>
         <w:spacing w:after="0" w:line="240" w:lineRule="auto"/>
-        <w:jc w:val="highKashida"/>
+        <w:jc w:val="both"/>
         <w:rPr>
           <w:b/>
           <w:bCs/>
@@ -4739,7 +4739,7 @@
           <w:numId w:val="1"/>
         </w:numPr>
         <w:spacing w:after="0" w:line="240" w:lineRule="auto"/>
-        <w:jc w:val="highKashida"/>
+        <w:jc w:val="both"/>
         <w:rPr>
           <w:b/>
           <w:bCs/>
@@ -4772,7 +4772,7 @@
           <w:numId w:val="1"/>
         </w:numPr>
         <w:spacing w:after="0" w:line="240" w:lineRule="auto"/>
-        <w:jc w:val="highKashida"/>
+        <w:jc w:val="both"/>
         <w:rPr>
           <w:b/>
           <w:bCs/>
@@ -4800,7 +4800,7 @@
       <w:pPr>
         <w:spacing w:after="0" w:line="240" w:lineRule="auto"/>
         <w:ind w:left="360"/>
-        <w:jc w:val="highKashida"/>
+        <w:jc w:val="both"/>
         <w:rPr>
           <w:b/>
           <w:bCs/>

--- a/frontend/public/templates/technical_offer_template.docx
+++ b/frontend/public/templates/technical_offer_template.docx
@@ -134,7 +134,7 @@
           <w:bCs/>
           <w:sz w:val="28"/>
           <w:szCs w:val="28"/>
-          <w:highlight w:val="red"/>
+          <w:u w:val="single"/>
           <w:rtl/>
           <w:lang w:bidi="ar-EG"/>
         </w:rPr>
@@ -330,44 +330,8 @@
         </w:tabs>
         <w:spacing w:after="0"/>
         <w:ind w:left="-567"/>
-        <w:jc w:val="both"/>
-        <w:rPr>
-          <w:b/>
-          <w:bCs/>
-          <w:sz w:val="36"/>
-          <w:szCs w:val="36"/>
-          <w:rtl/>
-          <w:lang w:bidi="ar-EG"/>
-        </w:rPr>
-      </w:pPr>
-      <w:r>
-        <w:rPr>
-          <w:rFonts w:hint="cs"/>
-          <w:b/>
-          <w:bCs/>
-          <w:sz w:val="36"/>
-          <w:szCs w:val="36"/>
-          <w:u w:val="single"/>
-          <w:rtl/>
-          <w:lang w:bidi="ar-EG"/>
-        </w:rPr>
-        <w:t>الموضوع بخصوص</w:t>
-      </w:r>
-      <w:r>
-        <w:rPr>
-          <w:rFonts w:hint="cs"/>
-          <w:b/>
-          <w:bCs/>
-          <w:sz w:val="36"/>
-          <w:szCs w:val="36"/>
-          <w:rtl/>
-          <w:lang w:bidi="ar-EG"/>
-        </w:rPr>
-        <w:t xml:space="preserve"> </w:t>
-      </w:r>
-      <w:r>
-        <w:rPr>
-          <w:rFonts w:hint="cs"/>
+        <w:jc w:val="highKashida"/>
+        <w:rPr>
           <w:b/>
           <w:bCs/>
           <w:sz w:val="32"/>
@@ -375,8 +339,7 @@
           <w:rtl/>
           <w:lang w:bidi="ar-EG"/>
         </w:rPr>
-        <w:t>:</w:t>
-      </w:r>
+      </w:pPr>
       <w:r>
         <w:rPr>
           <w:rFonts w:hint="cs"/>
@@ -384,10 +347,11 @@
           <w:bCs/>
           <w:sz w:val="32"/>
           <w:szCs w:val="32"/>
-          <w:rtl/>
-          <w:lang w:bidi="ar-EG"/>
-        </w:rPr>
-        <w:t xml:space="preserve"> </w:t>
+          <w:u w:val="single"/>
+          <w:rtl/>
+          <w:lang w:bidi="ar-EG"/>
+        </w:rPr>
+        <w:t>الموضوع بخصوص</w:t>
       </w:r>
       <w:r>
         <w:rPr>
@@ -399,6 +363,42 @@
           <w:rtl/>
           <w:lang w:bidi="ar-EG"/>
         </w:rPr>
+        <w:t xml:space="preserve"> </w:t>
+      </w:r>
+      <w:r>
+        <w:rPr>
+          <w:rFonts w:hint="cs"/>
+          <w:b/>
+          <w:bCs/>
+          <w:sz w:val="28"/>
+          <w:szCs w:val="28"/>
+          <w:rtl/>
+          <w:lang w:bidi="ar-EG"/>
+        </w:rPr>
+        <w:t>:</w:t>
+      </w:r>
+      <w:r>
+        <w:rPr>
+          <w:rFonts w:hint="cs"/>
+          <w:b/>
+          <w:bCs/>
+          <w:sz w:val="28"/>
+          <w:szCs w:val="28"/>
+          <w:rtl/>
+          <w:lang w:bidi="ar-EG"/>
+        </w:rPr>
+        <w:t xml:space="preserve"> </w:t>
+      </w:r>
+      <w:r>
+        <w:rPr>
+          <w:rFonts w:hint="cs"/>
+          <w:b/>
+          <w:bCs/>
+          <w:sz w:val="28"/>
+          <w:szCs w:val="28"/>
+          <w:rtl/>
+          <w:lang w:bidi="ar-EG"/>
+        </w:rPr>
         <w:t>تقديم عرض</w:t>
       </w:r>
       <w:r>
@@ -406,8 +406,8 @@
           <w:rFonts w:hint="cs"/>
           <w:b/>
           <w:bCs/>
-          <w:sz w:val="32"/>
-          <w:szCs w:val="32"/>
+          <w:sz w:val="28"/>
+          <w:szCs w:val="28"/>
           <w:rtl/>
           <w:lang w:bidi="ar-EG"/>
         </w:rPr>
@@ -418,8 +418,8 @@
           <w:rFonts w:hint="cs"/>
           <w:b/>
           <w:bCs/>
-          <w:sz w:val="32"/>
-          <w:szCs w:val="32"/>
+          <w:sz w:val="28"/>
+          <w:szCs w:val="28"/>
           <w:highlight w:val="red"/>
           <w:rtl/>
           <w:lang w:bidi="ar-EG"/>
@@ -431,8 +431,8 @@
           <w:rFonts w:hint="cs"/>
           <w:b/>
           <w:bCs/>
-          <w:sz w:val="32"/>
-          <w:szCs w:val="32"/>
+          <w:sz w:val="28"/>
+          <w:szCs w:val="28"/>
           <w:rtl/>
           <w:lang w:bidi="ar-EG"/>
         </w:rPr>
@@ -443,8 +443,8 @@
           <w:rFonts w:hint="cs"/>
           <w:b/>
           <w:bCs/>
-          <w:sz w:val="32"/>
-          <w:szCs w:val="32"/>
+          <w:sz w:val="28"/>
+          <w:szCs w:val="28"/>
           <w:rtl/>
           <w:lang w:bidi="ar-EG"/>
         </w:rPr>
@@ -455,21 +455,33 @@
           <w:rFonts w:hint="cs"/>
           <w:b/>
           <w:bCs/>
-          <w:sz w:val="32"/>
-          <w:szCs w:val="32"/>
+          <w:sz w:val="28"/>
+          <w:szCs w:val="28"/>
           <w:highlight w:val="red"/>
           <w:rtl/>
           <w:lang w:bidi="ar-EG"/>
         </w:rPr>
-        <w:t xml:space="preserve">اسم العملية المسجله </w:t>
+        <w:t>اسم العملية المسجله</w:t>
       </w:r>
       <w:r>
         <w:rPr>
           <w:rFonts w:hint="cs"/>
           <w:b/>
           <w:bCs/>
-          <w:sz w:val="32"/>
-          <w:szCs w:val="32"/>
+          <w:sz w:val="28"/>
+          <w:szCs w:val="28"/>
+          <w:rtl/>
+          <w:lang w:bidi="ar-EG"/>
+        </w:rPr>
+        <w:t xml:space="preserve"> رقم </w:t>
+      </w:r>
+      <w:r>
+        <w:rPr>
+          <w:rFonts w:hint="cs"/>
+          <w:b/>
+          <w:bCs/>
+          <w:sz w:val="28"/>
+          <w:szCs w:val="28"/>
           <w:rtl/>
           <w:lang w:bidi="ar-EG"/>
         </w:rPr>
@@ -480,61 +492,13 @@
           <w:rFonts w:hint="cs"/>
           <w:b/>
           <w:bCs/>
-          <w:sz w:val="32"/>
-          <w:szCs w:val="32"/>
-          <w:rtl/>
-          <w:lang w:bidi="ar-EG"/>
-        </w:rPr>
-        <w:t xml:space="preserve">رقم </w:t>
-      </w:r>
-      <w:r>
-        <w:rPr>
-          <w:rFonts w:hint="cs"/>
-          <w:b/>
-          <w:bCs/>
-          <w:sz w:val="32"/>
-          <w:szCs w:val="32"/>
-          <w:rtl/>
-          <w:lang w:bidi="ar-EG"/>
-        </w:rPr>
-        <w:t xml:space="preserve"> </w:t>
-      </w:r>
-      <w:r>
-        <w:rPr>
-          <w:rFonts w:hint="cs"/>
-          <w:b/>
-          <w:bCs/>
-          <w:sz w:val="32"/>
-          <w:szCs w:val="32"/>
+          <w:sz w:val="28"/>
+          <w:szCs w:val="28"/>
           <w:highlight w:val="red"/>
           <w:rtl/>
           <w:lang w:bidi="ar-EG"/>
         </w:rPr>
         <w:t>365</w:t>
-      </w:r>
-      <w:r>
-        <w:rPr>
-          <w:rFonts w:hint="cs"/>
-          <w:b/>
-          <w:bCs/>
-          <w:sz w:val="32"/>
-          <w:szCs w:val="32"/>
-          <w:rtl/>
-          <w:lang w:bidi="ar-EG"/>
-        </w:rPr>
-        <w:t xml:space="preserve"> </w:t>
-      </w:r>
-      <w:r>
-        <w:rPr>
-          <w:rFonts w:hint="cs"/>
-          <w:b/>
-          <w:bCs/>
-          <w:sz w:val="32"/>
-          <w:szCs w:val="32"/>
-          <w:rtl/>
-          <w:lang w:bidi="ar-EG"/>
-        </w:rPr>
-        <w:t xml:space="preserve"> </w:t>
       </w:r>
     </w:p>
     <w:p>
@@ -566,7 +530,7 @@
       <w:pPr>
         <w:spacing w:after="0" w:line="240" w:lineRule="auto"/>
         <w:ind w:left="-567" w:hanging="283"/>
-        <w:jc w:val="both"/>
+        <w:jc w:val="highKashida"/>
         <w:rPr>
           <w:b/>
           <w:bCs/>
@@ -600,8 +564,8 @@
         <w:rPr>
           <w:b/>
           <w:bCs/>
-          <w:sz w:val="32"/>
-          <w:szCs w:val="32"/>
+          <w:sz w:val="28"/>
+          <w:szCs w:val="28"/>
           <w:rtl/>
           <w:lang w:bidi="ar-EG"/>
         </w:rPr>
@@ -612,8 +576,8 @@
           <w:rFonts w:hint="cs"/>
           <w:b/>
           <w:bCs/>
-          <w:sz w:val="32"/>
-          <w:szCs w:val="32"/>
+          <w:sz w:val="28"/>
+          <w:szCs w:val="28"/>
           <w:rtl/>
           <w:lang w:bidi="ar-EG"/>
         </w:rPr>
@@ -623,8 +587,8 @@
         <w:rPr>
           <w:b/>
           <w:bCs/>
-          <w:sz w:val="32"/>
-          <w:szCs w:val="32"/>
+          <w:sz w:val="28"/>
+          <w:szCs w:val="28"/>
           <w:rtl/>
           <w:lang w:bidi="ar-EG"/>
         </w:rPr>
@@ -635,8 +599,8 @@
           <w:rFonts w:hint="cs"/>
           <w:b/>
           <w:bCs/>
-          <w:sz w:val="32"/>
-          <w:szCs w:val="32"/>
+          <w:sz w:val="28"/>
+          <w:szCs w:val="28"/>
           <w:rtl/>
           <w:lang w:bidi="ar-EG"/>
         </w:rPr>
@@ -647,8 +611,8 @@
           <w:rFonts w:hint="cs"/>
           <w:b/>
           <w:bCs/>
-          <w:sz w:val="32"/>
-          <w:szCs w:val="32"/>
+          <w:sz w:val="28"/>
+          <w:szCs w:val="28"/>
           <w:highlight w:val="red"/>
           <w:rtl/>
           <w:lang w:bidi="ar-EG"/>
@@ -660,8 +624,8 @@
           <w:rFonts w:hint="cs"/>
           <w:b/>
           <w:bCs/>
-          <w:sz w:val="32"/>
-          <w:szCs w:val="32"/>
+          <w:sz w:val="28"/>
+          <w:szCs w:val="28"/>
           <w:rtl/>
           <w:lang w:bidi="ar-EG"/>
         </w:rPr>
@@ -671,8 +635,8 @@
         <w:rPr>
           <w:b/>
           <w:bCs/>
-          <w:sz w:val="32"/>
-          <w:szCs w:val="32"/>
+          <w:sz w:val="28"/>
+          <w:szCs w:val="28"/>
           <w:rtl/>
           <w:lang w:bidi="ar-EG"/>
         </w:rPr>
@@ -683,8 +647,8 @@
           <w:rFonts w:hint="cs"/>
           <w:b/>
           <w:bCs/>
-          <w:sz w:val="32"/>
-          <w:szCs w:val="32"/>
+          <w:sz w:val="28"/>
+          <w:szCs w:val="28"/>
           <w:rtl/>
           <w:lang w:bidi="ar-EG"/>
         </w:rPr>
@@ -694,8 +658,8 @@
         <w:rPr>
           <w:b/>
           <w:bCs/>
-          <w:sz w:val="32"/>
-          <w:szCs w:val="32"/>
+          <w:sz w:val="28"/>
+          <w:szCs w:val="28"/>
           <w:rtl/>
           <w:lang w:bidi="ar-EG"/>
         </w:rPr>
@@ -705,8 +669,8 @@
         <w:rPr>
           <w:b/>
           <w:bCs/>
-          <w:sz w:val="32"/>
-          <w:szCs w:val="32"/>
+          <w:sz w:val="28"/>
+          <w:szCs w:val="28"/>
           <w:highlight w:val="red"/>
           <w:rtl/>
           <w:lang w:bidi="ar-EG"/>
@@ -717,8 +681,8 @@
         <w:rPr>
           <w:b/>
           <w:bCs/>
-          <w:sz w:val="32"/>
-          <w:szCs w:val="32"/>
+          <w:sz w:val="28"/>
+          <w:szCs w:val="28"/>
           <w:rtl/>
           <w:lang w:bidi="ar-EG"/>
         </w:rPr>
@@ -728,8 +692,8 @@
         <w:rPr>
           <w:b/>
           <w:bCs/>
-          <w:sz w:val="32"/>
-          <w:szCs w:val="32"/>
+          <w:sz w:val="28"/>
+          <w:szCs w:val="28"/>
           <w:highlight w:val="red"/>
           <w:rtl/>
           <w:lang w:bidi="ar-EG"/>
@@ -740,8 +704,8 @@
         <w:rPr>
           <w:b/>
           <w:bCs/>
-          <w:sz w:val="32"/>
-          <w:szCs w:val="32"/>
+          <w:sz w:val="28"/>
+          <w:szCs w:val="28"/>
           <w:rtl/>
           <w:lang w:bidi="ar-EG"/>
         </w:rPr>
@@ -752,8 +716,8 @@
           <w:rFonts w:hint="cs"/>
           <w:b/>
           <w:bCs/>
-          <w:sz w:val="32"/>
-          <w:szCs w:val="32"/>
+          <w:sz w:val="28"/>
+          <w:szCs w:val="28"/>
           <w:rtl/>
           <w:lang w:bidi="ar-EG"/>
         </w:rPr>
@@ -764,8 +728,8 @@
           <w:rFonts w:hint="cs"/>
           <w:b/>
           <w:bCs/>
-          <w:sz w:val="32"/>
-          <w:szCs w:val="32"/>
+          <w:sz w:val="28"/>
+          <w:szCs w:val="28"/>
           <w:rtl/>
           <w:lang w:bidi="ar-EG"/>
         </w:rPr>
@@ -776,34 +740,19 @@
           <w:rFonts w:hint="cs"/>
           <w:b/>
           <w:bCs/>
-          <w:sz w:val="32"/>
-          <w:szCs w:val="32"/>
+          <w:sz w:val="28"/>
+          <w:szCs w:val="28"/>
           <w:rtl/>
           <w:lang w:bidi="ar-EG"/>
         </w:rPr>
         <w:t>:</w:t>
       </w:r>
-    </w:p>
-    <w:p>
-      <w:pPr>
-        <w:spacing w:after="0" w:line="240" w:lineRule="auto"/>
-        <w:ind w:left="-567" w:hanging="283"/>
-        <w:jc w:val="both"/>
-        <w:rPr>
-          <w:b/>
-          <w:bCs/>
-          <w:sz w:val="32"/>
-          <w:szCs w:val="32"/>
-          <w:rtl/>
-          <w:lang w:bidi="ar-EG"/>
-        </w:rPr>
-      </w:pPr>
     </w:p>
     <w:tbl>
       <w:tblPr>
+        <w:tblpPr w:leftFromText="180" w:rightFromText="180" w:vertAnchor="page" w:horzAnchor="margin" w:tblpY="5581"/>
         <w:bidiVisual/>
-        <w:tblW w:w="10386" w:type="dxa"/>
-        <w:jc w:val="center"/>
+        <w:tblW w:w="10566" w:type="dxa"/>
         <w:tblBorders>
           <w:top w:val="thinThickSmallGap" w:sz="24" w:space="0" w:color="auto"/>
         </w:tblBorders>
@@ -811,18 +760,16 @@
       </w:tblPr>
       <w:tblGrid>
         <w:gridCol w:w="576"/>
-        <w:gridCol w:w="3240"/>
-        <w:gridCol w:w="1530"/>
-        <w:gridCol w:w="1204"/>
-        <w:gridCol w:w="983"/>
+        <w:gridCol w:w="1694"/>
+        <w:gridCol w:w="4252"/>
+        <w:gridCol w:w="1011"/>
         <w:gridCol w:w="845"/>
         <w:gridCol w:w="982"/>
-        <w:gridCol w:w="1026"/>
+        <w:gridCol w:w="1206"/>
       </w:tblGrid>
       <w:tr>
         <w:trPr>
           <w:trHeight w:val="175"/>
-          <w:jc w:val="center"/>
         </w:trPr>
         <w:tc>
           <w:tcPr>
@@ -836,7 +783,7 @@
           <w:p>
             <w:pPr>
               <w:spacing w:after="0" w:line="240" w:lineRule="auto"/>
-              <w:jc w:val="center"/>
+              <w:jc w:val="highKashida"/>
               <w:rPr>
                 <w:b/>
                 <w:bCs/>
@@ -862,7 +809,7 @@
         </w:tc>
         <w:tc>
           <w:tcPr>
-            <w:tcW w:w="3240" w:type="dxa"/>
+            <w:tcW w:w="1694" w:type="dxa"/>
             <w:tcBorders>
               <w:left w:val="thinThickSmallGap" w:sz="24" w:space="0" w:color="auto"/>
               <w:bottom w:val="thinThickSmallGap" w:sz="24" w:space="0" w:color="auto"/>
@@ -894,36 +841,11 @@
               </w:rPr>
               <w:t>إســــم الصــــــنف</w:t>
             </w:r>
-            <w:r>
-              <w:rPr>
-                <w:rFonts w:hint="cs"/>
-                <w:b/>
-                <w:bCs/>
-                <w:sz w:val="32"/>
-                <w:szCs w:val="32"/>
-                <w:rtl/>
-                <w:lang w:bidi="ar-EG"/>
-              </w:rPr>
-              <w:t xml:space="preserve"> </w:t>
-            </w:r>
-            <w:r>
-              <w:rPr>
-                <w:rFonts w:hint="cs"/>
-                <w:b/>
-                <w:bCs/>
-                <w:sz w:val="32"/>
-                <w:szCs w:val="32"/>
-                <w:highlight w:val="red"/>
-                <w:rtl/>
-                <w:lang w:bidi="ar-EG"/>
-              </w:rPr>
-              <w:t>أساسى</w:t>
-            </w:r>
-          </w:p>
-        </w:tc>
-        <w:tc>
-          <w:tcPr>
-            <w:tcW w:w="1530" w:type="dxa"/>
+          </w:p>
+        </w:tc>
+        <w:tc>
+          <w:tcPr>
+            <w:tcW w:w="4252" w:type="dxa"/>
             <w:tcBorders>
               <w:left w:val="thinThickSmallGap" w:sz="24" w:space="0" w:color="auto"/>
               <w:bottom w:val="thinThickSmallGap" w:sz="24" w:space="0" w:color="auto"/>
@@ -957,16 +879,6 @@
               <w:t>الوصف</w:t>
             </w:r>
           </w:p>
-        </w:tc>
-        <w:tc>
-          <w:tcPr>
-            <w:tcW w:w="1204" w:type="dxa"/>
-            <w:tcBorders>
-              <w:left w:val="thinThickSmallGap" w:sz="24" w:space="0" w:color="auto"/>
-              <w:bottom w:val="thinThickSmallGap" w:sz="24" w:space="0" w:color="auto"/>
-              <w:right w:val="thinThickSmallGap" w:sz="24" w:space="0" w:color="auto"/>
-            </w:tcBorders>
-          </w:tcPr>
           <w:p>
             <w:pPr>
               <w:spacing w:after="0" w:line="240" w:lineRule="auto"/>
@@ -980,37 +892,11 @@
                 <w:lang w:bidi="ar-EG"/>
               </w:rPr>
             </w:pPr>
-            <w:r>
-              <w:rPr>
-                <w:rFonts w:hint="cs"/>
-                <w:b/>
-                <w:bCs/>
-                <w:sz w:val="24"/>
-                <w:szCs w:val="24"/>
-                <w:highlight w:val="red"/>
-                <w:rtl/>
-                <w:lang w:bidi="ar-EG"/>
-              </w:rPr>
-              <w:t>ال</w:t>
-            </w:r>
-            <w:r>
-              <w:rPr>
-                <w:rFonts w:hint="cs"/>
-                <w:b/>
-                <w:bCs/>
-                <w:sz w:val="24"/>
-                <w:szCs w:val="24"/>
-                <w:highlight w:val="red"/>
-                <w:rtl/>
-                <w:lang w:bidi="ar-EG"/>
-              </w:rPr>
-              <w:t>وصف الفرعى</w:t>
-            </w:r>
-          </w:p>
-        </w:tc>
-        <w:tc>
-          <w:tcPr>
-            <w:tcW w:w="983" w:type="dxa"/>
+          </w:p>
+        </w:tc>
+        <w:tc>
+          <w:tcPr>
+            <w:tcW w:w="1011" w:type="dxa"/>
             <w:tcBorders>
               <w:left w:val="thinThickSmallGap" w:sz="24" w:space="0" w:color="auto"/>
               <w:bottom w:val="thinThickSmallGap" w:sz="24" w:space="0" w:color="auto"/>
@@ -1042,7 +928,7 @@
                 <w:rtl/>
                 <w:lang w:bidi="ar-EG"/>
               </w:rPr>
-              <w:t>فرعى 1</w:t>
+              <w:t>نوع العرض</w:t>
             </w:r>
           </w:p>
         </w:tc>
@@ -1124,7 +1010,7 @@
         </w:tc>
         <w:tc>
           <w:tcPr>
-            <w:tcW w:w="1026" w:type="dxa"/>
+            <w:tcW w:w="1206" w:type="dxa"/>
             <w:tcBorders>
               <w:left w:val="thinThickSmallGap" w:sz="24" w:space="0" w:color="auto"/>
               <w:bottom w:val="thinThickSmallGap" w:sz="24" w:space="0" w:color="auto"/>
@@ -1174,7 +1060,6 @@
         </w:tblPrEx>
         <w:trPr>
           <w:trHeight w:val="165"/>
-          <w:jc w:val="center"/>
         </w:trPr>
         <w:tc>
           <w:tcPr>
@@ -1189,7 +1074,7 @@
           <w:p>
             <w:pPr>
               <w:spacing w:after="0" w:line="240" w:lineRule="auto"/>
-              <w:jc w:val="center"/>
+              <w:jc w:val="highKashida"/>
               <w:rPr>
                 <w:b/>
                 <w:bCs/>
@@ -1216,7 +1101,7 @@
         </w:tc>
         <w:tc>
           <w:tcPr>
-            <w:tcW w:w="3240" w:type="dxa"/>
+            <w:tcW w:w="1694" w:type="dxa"/>
             <w:vMerge w:val="restart"/>
             <w:tcBorders>
               <w:top w:val="thinThickSmallGap" w:sz="24" w:space="0" w:color="auto"/>
@@ -1227,77 +1112,12 @@
           <w:p>
             <w:pPr>
               <w:spacing w:after="0" w:line="240" w:lineRule="auto"/>
-              <w:jc w:val="both"/>
-              <w:rPr>
-                <w:b/>
-                <w:bCs/>
-                <w:sz w:val="24"/>
-                <w:szCs w:val="24"/>
-                <w:rtl/>
-                <w:lang w:bidi="ar-EG"/>
-              </w:rPr>
-            </w:pPr>
-          </w:p>
-        </w:tc>
-        <w:tc>
-          <w:tcPr>
-            <w:tcW w:w="1530" w:type="dxa"/>
-            <w:tcBorders>
-              <w:top w:val="thinThickSmallGap" w:sz="24" w:space="0" w:color="auto"/>
-              <w:left w:val="thinThickSmallGap" w:sz="24" w:space="0" w:color="auto"/>
-              <w:bottom w:val="single" w:sz="4" w:space="0" w:color="auto"/>
-              <w:right w:val="thinThickSmallGap" w:sz="24" w:space="0" w:color="auto"/>
-            </w:tcBorders>
-          </w:tcPr>
-          <w:p>
-            <w:pPr>
-              <w:spacing w:after="0" w:line="240" w:lineRule="auto"/>
-              <w:jc w:val="both"/>
-              <w:rPr>
-                <w:b/>
-                <w:bCs/>
-                <w:sz w:val="24"/>
-                <w:szCs w:val="24"/>
-                <w:highlight w:val="red"/>
-                <w:rtl/>
-                <w:lang w:bidi="ar-EG"/>
-              </w:rPr>
-            </w:pPr>
-            <w:r>
-              <w:rPr>
-                <w:rFonts w:hint="cs"/>
-                <w:b/>
-                <w:bCs/>
-                <w:sz w:val="24"/>
-                <w:szCs w:val="24"/>
-                <w:highlight w:val="red"/>
-                <w:rtl/>
-                <w:lang w:bidi="ar-EG"/>
-              </w:rPr>
-              <w:t>........</w:t>
-            </w:r>
-          </w:p>
-        </w:tc>
-        <w:tc>
-          <w:tcPr>
-            <w:tcW w:w="1204" w:type="dxa"/>
-            <w:tcBorders>
-              <w:top w:val="thinThickSmallGap" w:sz="24" w:space="0" w:color="auto"/>
-              <w:left w:val="thinThickSmallGap" w:sz="24" w:space="0" w:color="auto"/>
-              <w:bottom w:val="single" w:sz="4" w:space="0" w:color="auto"/>
-              <w:right w:val="thinThickSmallGap" w:sz="24" w:space="0" w:color="auto"/>
-            </w:tcBorders>
-          </w:tcPr>
-          <w:p>
-            <w:pPr>
-              <w:spacing w:after="0" w:line="240" w:lineRule="auto"/>
-              <w:jc w:val="both"/>
-              <w:rPr>
-                <w:b/>
-                <w:bCs/>
-                <w:sz w:val="24"/>
-                <w:szCs w:val="24"/>
-                <w:highlight w:val="red"/>
+              <w:jc w:val="highKashida"/>
+              <w:rPr>
+                <w:b/>
+                <w:bCs/>
+                <w:sz w:val="24"/>
+                <w:szCs w:val="24"/>
                 <w:rtl/>
                 <w:lang w:bidi="ar-EG"/>
               </w:rPr>
@@ -1319,7 +1139,7 @@
         </w:tc>
         <w:tc>
           <w:tcPr>
-            <w:tcW w:w="983" w:type="dxa"/>
+            <w:tcW w:w="4252" w:type="dxa"/>
             <w:tcBorders>
               <w:top w:val="thinThickSmallGap" w:sz="24" w:space="0" w:color="auto"/>
               <w:left w:val="thinThickSmallGap" w:sz="24" w:space="0" w:color="auto"/>
@@ -1330,7 +1150,84 @@
           <w:p>
             <w:pPr>
               <w:spacing w:after="0" w:line="240" w:lineRule="auto"/>
-              <w:jc w:val="both"/>
+              <w:rPr>
+                <w:b/>
+                <w:bCs/>
+                <w:sz w:val="24"/>
+                <w:szCs w:val="24"/>
+                <w:highlight w:val="red"/>
+                <w:rtl/>
+                <w:lang w:bidi="ar-EG"/>
+              </w:rPr>
+            </w:pPr>
+            <w:r>
+              <w:rPr>
+                <w:rFonts w:hint="cs"/>
+                <w:b/>
+                <w:bCs/>
+                <w:sz w:val="24"/>
+                <w:szCs w:val="24"/>
+                <w:highlight w:val="red"/>
+                <w:rtl/>
+                <w:lang w:bidi="ar-EG"/>
+              </w:rPr>
+              <w:t>.........</w:t>
+            </w:r>
+          </w:p>
+        </w:tc>
+        <w:tc>
+          <w:tcPr>
+            <w:tcW w:w="1011" w:type="dxa"/>
+            <w:tcBorders>
+              <w:top w:val="thinThickSmallGap" w:sz="24" w:space="0" w:color="auto"/>
+              <w:left w:val="thinThickSmallGap" w:sz="24" w:space="0" w:color="auto"/>
+              <w:bottom w:val="single" w:sz="4" w:space="0" w:color="auto"/>
+              <w:right w:val="thinThickSmallGap" w:sz="24" w:space="0" w:color="auto"/>
+            </w:tcBorders>
+          </w:tcPr>
+          <w:p>
+            <w:pPr>
+              <w:spacing w:after="0" w:line="240" w:lineRule="auto"/>
+              <w:jc w:val="center"/>
+              <w:rPr>
+                <w:b/>
+                <w:bCs/>
+                <w:sz w:val="24"/>
+                <w:szCs w:val="24"/>
+                <w:highlight w:val="red"/>
+                <w:rtl/>
+                <w:lang w:bidi="ar-EG"/>
+              </w:rPr>
+            </w:pPr>
+            <w:r>
+              <w:rPr>
+                <w:rFonts w:hint="cs"/>
+                <w:b/>
+                <w:bCs/>
+                <w:sz w:val="24"/>
+                <w:szCs w:val="24"/>
+                <w:highlight w:val="red"/>
+                <w:rtl/>
+                <w:lang w:bidi="ar-EG"/>
+              </w:rPr>
+              <w:t>أساسى</w:t>
+            </w:r>
+          </w:p>
+        </w:tc>
+        <w:tc>
+          <w:tcPr>
+            <w:tcW w:w="845" w:type="dxa"/>
+            <w:vMerge w:val="restart"/>
+            <w:tcBorders>
+              <w:top w:val="thinThickSmallGap" w:sz="24" w:space="0" w:color="auto"/>
+              <w:left w:val="thinThickSmallGap" w:sz="24" w:space="0" w:color="auto"/>
+              <w:right w:val="thinThickSmallGap" w:sz="24" w:space="0" w:color="auto"/>
+            </w:tcBorders>
+          </w:tcPr>
+          <w:p>
+            <w:pPr>
+              <w:spacing w:after="0" w:line="240" w:lineRule="auto"/>
+              <w:jc w:val="center"/>
               <w:rPr>
                 <w:b/>
                 <w:bCs/>
@@ -1358,7 +1255,7 @@
         </w:tc>
         <w:tc>
           <w:tcPr>
-            <w:tcW w:w="845" w:type="dxa"/>
+            <w:tcW w:w="982" w:type="dxa"/>
             <w:vMerge w:val="restart"/>
             <w:tcBorders>
               <w:top w:val="thinThickSmallGap" w:sz="24" w:space="0" w:color="auto"/>
@@ -1369,7 +1266,7 @@
           <w:p>
             <w:pPr>
               <w:spacing w:after="0" w:line="240" w:lineRule="auto"/>
-              <w:jc w:val="both"/>
+              <w:jc w:val="center"/>
               <w:rPr>
                 <w:b/>
                 <w:bCs/>
@@ -1397,49 +1294,10 @@
         </w:tc>
         <w:tc>
           <w:tcPr>
-            <w:tcW w:w="982" w:type="dxa"/>
-            <w:vMerge w:val="restart"/>
+            <w:tcW w:w="1206" w:type="dxa"/>
             <w:tcBorders>
               <w:top w:val="thinThickSmallGap" w:sz="24" w:space="0" w:color="auto"/>
               <w:left w:val="thinThickSmallGap" w:sz="24" w:space="0" w:color="auto"/>
-              <w:right w:val="thinThickSmallGap" w:sz="24" w:space="0" w:color="auto"/>
-            </w:tcBorders>
-          </w:tcPr>
-          <w:p>
-            <w:pPr>
-              <w:spacing w:after="0" w:line="240" w:lineRule="auto"/>
-              <w:jc w:val="both"/>
-              <w:rPr>
-                <w:b/>
-                <w:bCs/>
-                <w:sz w:val="24"/>
-                <w:szCs w:val="24"/>
-                <w:highlight w:val="red"/>
-                <w:rtl/>
-                <w:lang w:bidi="ar-EG"/>
-              </w:rPr>
-            </w:pPr>
-            <w:r>
-              <w:rPr>
-                <w:rFonts w:hint="cs"/>
-                <w:b/>
-                <w:bCs/>
-                <w:sz w:val="24"/>
-                <w:szCs w:val="24"/>
-                <w:highlight w:val="red"/>
-                <w:rtl/>
-                <w:lang w:bidi="ar-EG"/>
-              </w:rPr>
-              <w:t>......</w:t>
-            </w:r>
-          </w:p>
-        </w:tc>
-        <w:tc>
-          <w:tcPr>
-            <w:tcW w:w="1026" w:type="dxa"/>
-            <w:tcBorders>
-              <w:top w:val="thinThickSmallGap" w:sz="24" w:space="0" w:color="auto"/>
-              <w:left w:val="thinThickSmallGap" w:sz="24" w:space="0" w:color="auto"/>
               <w:bottom w:val="thinThickSmallGap" w:sz="24" w:space="0" w:color="auto"/>
               <w:right w:val="thinThickSmallGap" w:sz="24" w:space="0" w:color="auto"/>
             </w:tcBorders>
@@ -1447,7 +1305,6 @@
           <w:p>
             <w:pPr>
               <w:spacing w:after="0" w:line="240" w:lineRule="auto"/>
-              <w:jc w:val="both"/>
               <w:rPr>
                 <w:b/>
                 <w:bCs/>
@@ -1487,7 +1344,6 @@
         </w:tblPrEx>
         <w:trPr>
           <w:trHeight w:val="90"/>
-          <w:jc w:val="center"/>
         </w:trPr>
         <w:tc>
           <w:tcPr>
@@ -1501,61 +1357,99 @@
           <w:p>
             <w:pPr>
               <w:spacing w:after="0" w:line="240" w:lineRule="auto"/>
+              <w:jc w:val="highKashida"/>
+              <w:rPr>
+                <w:b/>
+                <w:bCs/>
+                <w:sz w:val="24"/>
+                <w:szCs w:val="24"/>
+                <w:rtl/>
+                <w:lang w:bidi="ar-EG"/>
+              </w:rPr>
+            </w:pPr>
+          </w:p>
+        </w:tc>
+        <w:tc>
+          <w:tcPr>
+            <w:tcW w:w="1694" w:type="dxa"/>
+            <w:vMerge/>
+            <w:tcBorders>
+              <w:left w:val="thinThickSmallGap" w:sz="24" w:space="0" w:color="auto"/>
+              <w:right w:val="thinThickSmallGap" w:sz="24" w:space="0" w:color="auto"/>
+            </w:tcBorders>
+          </w:tcPr>
+          <w:p>
+            <w:pPr>
+              <w:spacing w:after="0" w:line="240" w:lineRule="auto"/>
+              <w:jc w:val="highKashida"/>
+              <w:rPr>
+                <w:b/>
+                <w:bCs/>
+                <w:sz w:val="24"/>
+                <w:szCs w:val="24"/>
+                <w:rtl/>
+                <w:lang w:bidi="ar-EG"/>
+              </w:rPr>
+            </w:pPr>
+          </w:p>
+        </w:tc>
+        <w:tc>
+          <w:tcPr>
+            <w:tcW w:w="4252" w:type="dxa"/>
+            <w:tcBorders>
+              <w:top w:val="thinThickSmallGap" w:sz="24" w:space="0" w:color="auto"/>
+              <w:left w:val="thinThickSmallGap" w:sz="24" w:space="0" w:color="auto"/>
+              <w:bottom w:val="single" w:sz="4" w:space="0" w:color="auto"/>
+              <w:right w:val="thinThickSmallGap" w:sz="24" w:space="0" w:color="auto"/>
+            </w:tcBorders>
+          </w:tcPr>
+          <w:p>
+            <w:pPr>
+              <w:spacing w:after="0" w:line="240" w:lineRule="auto"/>
+              <w:rPr>
+                <w:b/>
+                <w:bCs/>
+                <w:sz w:val="24"/>
+                <w:szCs w:val="24"/>
+                <w:highlight w:val="red"/>
+                <w:rtl/>
+                <w:lang w:bidi="ar-EG"/>
+              </w:rPr>
+            </w:pPr>
+            <w:r>
+              <w:rPr>
+                <w:rFonts w:hint="cs"/>
+                <w:b/>
+                <w:bCs/>
+                <w:sz w:val="24"/>
+                <w:szCs w:val="24"/>
+                <w:highlight w:val="red"/>
+                <w:rtl/>
+                <w:lang w:bidi="ar-EG"/>
+              </w:rPr>
+              <w:t>.........</w:t>
+            </w:r>
+          </w:p>
+        </w:tc>
+        <w:tc>
+          <w:tcPr>
+            <w:tcW w:w="1011" w:type="dxa"/>
+            <w:tcBorders>
+              <w:top w:val="thinThickSmallGap" w:sz="24" w:space="0" w:color="auto"/>
+              <w:left w:val="thinThickSmallGap" w:sz="24" w:space="0" w:color="auto"/>
+              <w:bottom w:val="single" w:sz="4" w:space="0" w:color="auto"/>
+              <w:right w:val="thinThickSmallGap" w:sz="24" w:space="0" w:color="auto"/>
+            </w:tcBorders>
+          </w:tcPr>
+          <w:p>
+            <w:pPr>
+              <w:spacing w:after="0" w:line="240" w:lineRule="auto"/>
               <w:jc w:val="center"/>
               <w:rPr>
                 <w:b/>
                 <w:bCs/>
                 <w:sz w:val="24"/>
                 <w:szCs w:val="24"/>
-                <w:rtl/>
-                <w:lang w:bidi="ar-EG"/>
-              </w:rPr>
-            </w:pPr>
-          </w:p>
-        </w:tc>
-        <w:tc>
-          <w:tcPr>
-            <w:tcW w:w="3240" w:type="dxa"/>
-            <w:vMerge/>
-            <w:tcBorders>
-              <w:left w:val="thinThickSmallGap" w:sz="24" w:space="0" w:color="auto"/>
-              <w:right w:val="thinThickSmallGap" w:sz="24" w:space="0" w:color="auto"/>
-            </w:tcBorders>
-          </w:tcPr>
-          <w:p>
-            <w:pPr>
-              <w:spacing w:after="0" w:line="240" w:lineRule="auto"/>
-              <w:jc w:val="both"/>
-              <w:rPr>
-                <w:b/>
-                <w:bCs/>
-                <w:sz w:val="24"/>
-                <w:szCs w:val="24"/>
-                <w:rtl/>
-                <w:lang w:bidi="ar-EG"/>
-              </w:rPr>
-            </w:pPr>
-          </w:p>
-        </w:tc>
-        <w:tc>
-          <w:tcPr>
-            <w:tcW w:w="1530" w:type="dxa"/>
-            <w:tcBorders>
-              <w:top w:val="thinThickSmallGap" w:sz="24" w:space="0" w:color="auto"/>
-              <w:left w:val="thinThickSmallGap" w:sz="24" w:space="0" w:color="auto"/>
-              <w:bottom w:val="single" w:sz="4" w:space="0" w:color="auto"/>
-              <w:right w:val="thinThickSmallGap" w:sz="24" w:space="0" w:color="auto"/>
-            </w:tcBorders>
-          </w:tcPr>
-          <w:p>
-            <w:pPr>
-              <w:spacing w:after="0" w:line="240" w:lineRule="auto"/>
-              <w:jc w:val="both"/>
-              <w:rPr>
-                <w:b/>
-                <w:bCs/>
-                <w:sz w:val="24"/>
-                <w:szCs w:val="24"/>
                 <w:highlight w:val="red"/>
                 <w:rtl/>
                 <w:lang w:bidi="ar-EG"/>
@@ -1572,85 +1466,7 @@
                 <w:rtl/>
                 <w:lang w:bidi="ar-EG"/>
               </w:rPr>
-              <w:t>........</w:t>
-            </w:r>
-          </w:p>
-        </w:tc>
-        <w:tc>
-          <w:tcPr>
-            <w:tcW w:w="1204" w:type="dxa"/>
-            <w:tcBorders>
-              <w:top w:val="thinThickSmallGap" w:sz="24" w:space="0" w:color="auto"/>
-              <w:left w:val="thinThickSmallGap" w:sz="24" w:space="0" w:color="auto"/>
-              <w:bottom w:val="single" w:sz="4" w:space="0" w:color="auto"/>
-              <w:right w:val="thinThickSmallGap" w:sz="24" w:space="0" w:color="auto"/>
-            </w:tcBorders>
-          </w:tcPr>
-          <w:p>
-            <w:pPr>
-              <w:spacing w:after="0" w:line="240" w:lineRule="auto"/>
-              <w:jc w:val="both"/>
-              <w:rPr>
-                <w:b/>
-                <w:bCs/>
-                <w:sz w:val="24"/>
-                <w:szCs w:val="24"/>
-                <w:highlight w:val="red"/>
-                <w:rtl/>
-                <w:lang w:bidi="ar-EG"/>
-              </w:rPr>
-            </w:pPr>
-            <w:r>
-              <w:rPr>
-                <w:rFonts w:hint="cs"/>
-                <w:b/>
-                <w:bCs/>
-                <w:sz w:val="24"/>
-                <w:szCs w:val="24"/>
-                <w:highlight w:val="red"/>
-                <w:rtl/>
-                <w:lang w:bidi="ar-EG"/>
-              </w:rPr>
-              <w:t>.......</w:t>
-            </w:r>
-          </w:p>
-        </w:tc>
-        <w:tc>
-          <w:tcPr>
-            <w:tcW w:w="983" w:type="dxa"/>
-            <w:tcBorders>
-              <w:top w:val="thinThickSmallGap" w:sz="24" w:space="0" w:color="auto"/>
-              <w:left w:val="thinThickSmallGap" w:sz="24" w:space="0" w:color="auto"/>
-              <w:bottom w:val="single" w:sz="4" w:space="0" w:color="auto"/>
-              <w:right w:val="thinThickSmallGap" w:sz="24" w:space="0" w:color="auto"/>
-            </w:tcBorders>
-          </w:tcPr>
-          <w:p>
-            <w:pPr>
-              <w:spacing w:after="0" w:line="240" w:lineRule="auto"/>
-              <w:jc w:val="both"/>
-              <w:rPr>
-                <w:b/>
-                <w:bCs/>
-                <w:sz w:val="24"/>
-                <w:szCs w:val="24"/>
-                <w:highlight w:val="red"/>
-                <w:rtl/>
-                <w:lang w:bidi="ar-EG"/>
-              </w:rPr>
-            </w:pPr>
-            <w:r>
-              <w:rPr>
-                <w:rFonts w:hint="cs"/>
-                <w:b/>
-                <w:bCs/>
-                <w:sz w:val="24"/>
-                <w:szCs w:val="24"/>
-                <w:highlight w:val="red"/>
-                <w:rtl/>
-                <w:lang w:bidi="ar-EG"/>
-              </w:rPr>
-              <w:t>......</w:t>
+              <w:t>بديل 1</w:t>
             </w:r>
           </w:p>
         </w:tc>
@@ -1666,7 +1482,7 @@
           <w:p>
             <w:pPr>
               <w:spacing w:after="0" w:line="240" w:lineRule="auto"/>
-              <w:jc w:val="both"/>
+              <w:jc w:val="center"/>
               <w:rPr>
                 <w:b/>
                 <w:bCs/>
@@ -1691,7 +1507,7 @@
           <w:p>
             <w:pPr>
               <w:spacing w:after="0" w:line="240" w:lineRule="auto"/>
-              <w:jc w:val="both"/>
+              <w:jc w:val="center"/>
               <w:rPr>
                 <w:b/>
                 <w:bCs/>
@@ -1706,7 +1522,7 @@
         </w:tc>
         <w:tc>
           <w:tcPr>
-            <w:tcW w:w="1026" w:type="dxa"/>
+            <w:tcW w:w="1206" w:type="dxa"/>
             <w:tcBorders>
               <w:top w:val="thinThickSmallGap" w:sz="24" w:space="0" w:color="auto"/>
               <w:left w:val="thinThickSmallGap" w:sz="24" w:space="0" w:color="auto"/>
@@ -1717,7 +1533,6 @@
           <w:p>
             <w:pPr>
               <w:spacing w:after="0" w:line="240" w:lineRule="auto"/>
-              <w:jc w:val="both"/>
               <w:rPr>
                 <w:b/>
                 <w:bCs/>
@@ -1757,7 +1572,6 @@
         </w:tblPrEx>
         <w:trPr>
           <w:trHeight w:val="150"/>
-          <w:jc w:val="center"/>
         </w:trPr>
         <w:tc>
           <w:tcPr>
@@ -1771,6 +1585,92 @@
           <w:p>
             <w:pPr>
               <w:spacing w:after="0" w:line="240" w:lineRule="auto"/>
+              <w:jc w:val="highKashida"/>
+              <w:rPr>
+                <w:b/>
+                <w:bCs/>
+                <w:sz w:val="24"/>
+                <w:szCs w:val="24"/>
+                <w:rtl/>
+                <w:lang w:bidi="ar-EG"/>
+              </w:rPr>
+            </w:pPr>
+          </w:p>
+        </w:tc>
+        <w:tc>
+          <w:tcPr>
+            <w:tcW w:w="1694" w:type="dxa"/>
+            <w:vMerge/>
+            <w:tcBorders>
+              <w:left w:val="thinThickSmallGap" w:sz="24" w:space="0" w:color="auto"/>
+              <w:right w:val="thinThickSmallGap" w:sz="24" w:space="0" w:color="auto"/>
+            </w:tcBorders>
+          </w:tcPr>
+          <w:p>
+            <w:pPr>
+              <w:spacing w:after="0" w:line="240" w:lineRule="auto"/>
+              <w:jc w:val="highKashida"/>
+              <w:rPr>
+                <w:b/>
+                <w:bCs/>
+                <w:sz w:val="24"/>
+                <w:szCs w:val="24"/>
+                <w:rtl/>
+                <w:lang w:bidi="ar-EG"/>
+              </w:rPr>
+            </w:pPr>
+          </w:p>
+        </w:tc>
+        <w:tc>
+          <w:tcPr>
+            <w:tcW w:w="4252" w:type="dxa"/>
+            <w:tcBorders>
+              <w:top w:val="thinThickSmallGap" w:sz="24" w:space="0" w:color="auto"/>
+              <w:left w:val="thinThickSmallGap" w:sz="24" w:space="0" w:color="auto"/>
+              <w:bottom w:val="single" w:sz="4" w:space="0" w:color="auto"/>
+              <w:right w:val="thinThickSmallGap" w:sz="24" w:space="0" w:color="auto"/>
+            </w:tcBorders>
+          </w:tcPr>
+          <w:p>
+            <w:pPr>
+              <w:spacing w:after="0" w:line="240" w:lineRule="auto"/>
+              <w:rPr>
+                <w:b/>
+                <w:bCs/>
+                <w:sz w:val="24"/>
+                <w:szCs w:val="24"/>
+                <w:rtl/>
+                <w:lang w:bidi="ar-EG"/>
+              </w:rPr>
+            </w:pPr>
+            <w:r>
+              <w:rPr>
+                <w:rFonts w:hint="cs"/>
+                <w:b/>
+                <w:bCs/>
+                <w:sz w:val="24"/>
+                <w:szCs w:val="24"/>
+                <w:highlight w:val="red"/>
+                <w:rtl/>
+                <w:lang w:bidi="ar-EG"/>
+              </w:rPr>
+              <w:t>.........</w:t>
+            </w:r>
+          </w:p>
+        </w:tc>
+        <w:tc>
+          <w:tcPr>
+            <w:tcW w:w="1011" w:type="dxa"/>
+            <w:tcBorders>
+              <w:top w:val="thinThickSmallGap" w:sz="24" w:space="0" w:color="auto"/>
+              <w:left w:val="thinThickSmallGap" w:sz="24" w:space="0" w:color="auto"/>
+              <w:bottom w:val="single" w:sz="4" w:space="0" w:color="auto"/>
+              <w:right w:val="thinThickSmallGap" w:sz="24" w:space="0" w:color="auto"/>
+            </w:tcBorders>
+          </w:tcPr>
+          <w:p>
+            <w:pPr>
+              <w:spacing w:after="0" w:line="240" w:lineRule="auto"/>
               <w:jc w:val="center"/>
               <w:rPr>
                 <w:b/>
@@ -1781,57 +1681,9 @@
                 <w:lang w:bidi="ar-EG"/>
               </w:rPr>
             </w:pPr>
-          </w:p>
-        </w:tc>
-        <w:tc>
-          <w:tcPr>
-            <w:tcW w:w="3240" w:type="dxa"/>
-            <w:vMerge/>
-            <w:tcBorders>
-              <w:left w:val="thinThickSmallGap" w:sz="24" w:space="0" w:color="auto"/>
-              <w:right w:val="thinThickSmallGap" w:sz="24" w:space="0" w:color="auto"/>
-            </w:tcBorders>
-          </w:tcPr>
-          <w:p>
-            <w:pPr>
-              <w:spacing w:after="0" w:line="240" w:lineRule="auto"/>
-              <w:jc w:val="both"/>
-              <w:rPr>
-                <w:b/>
-                <w:bCs/>
-                <w:sz w:val="24"/>
-                <w:szCs w:val="24"/>
-                <w:rtl/>
-                <w:lang w:bidi="ar-EG"/>
-              </w:rPr>
-            </w:pPr>
-          </w:p>
-        </w:tc>
-        <w:tc>
-          <w:tcPr>
-            <w:tcW w:w="1530" w:type="dxa"/>
-            <w:tcBorders>
-              <w:top w:val="thinThickSmallGap" w:sz="24" w:space="0" w:color="auto"/>
-              <w:left w:val="thinThickSmallGap" w:sz="24" w:space="0" w:color="auto"/>
-              <w:bottom w:val="single" w:sz="4" w:space="0" w:color="auto"/>
-              <w:right w:val="thinThickSmallGap" w:sz="24" w:space="0" w:color="auto"/>
-            </w:tcBorders>
-          </w:tcPr>
-          <w:p>
-            <w:pPr>
-              <w:spacing w:after="0" w:line="240" w:lineRule="auto"/>
-              <w:jc w:val="both"/>
-              <w:rPr>
-                <w:b/>
-                <w:bCs/>
-                <w:sz w:val="24"/>
-                <w:szCs w:val="24"/>
-                <w:rtl/>
-                <w:lang w:bidi="ar-EG"/>
-              </w:rPr>
-            </w:pPr>
             <w:r>
               <w:rPr>
+                <w:rFonts w:hint="cs"/>
                 <w:b/>
                 <w:bCs/>
                 <w:sz w:val="24"/>
@@ -1840,35 +1692,11 @@
                 <w:rtl/>
                 <w:lang w:bidi="ar-EG"/>
               </w:rPr>
-              <w:t>........</w:t>
+              <w:t xml:space="preserve">بديل </w:t>
             </w:r>
-          </w:p>
-        </w:tc>
-        <w:tc>
-          <w:tcPr>
-            <w:tcW w:w="1204" w:type="dxa"/>
-            <w:tcBorders>
-              <w:top w:val="thinThickSmallGap" w:sz="24" w:space="0" w:color="auto"/>
-              <w:left w:val="thinThickSmallGap" w:sz="24" w:space="0" w:color="auto"/>
-              <w:bottom w:val="single" w:sz="4" w:space="0" w:color="auto"/>
-              <w:right w:val="thinThickSmallGap" w:sz="24" w:space="0" w:color="auto"/>
-            </w:tcBorders>
-          </w:tcPr>
-          <w:p>
-            <w:pPr>
-              <w:spacing w:after="0" w:line="240" w:lineRule="auto"/>
-              <w:jc w:val="both"/>
-              <w:rPr>
-                <w:b/>
-                <w:bCs/>
-                <w:sz w:val="24"/>
-                <w:szCs w:val="24"/>
-                <w:rtl/>
-                <w:lang w:bidi="ar-EG"/>
-              </w:rPr>
-            </w:pPr>
             <w:r>
               <w:rPr>
+                <w:rFonts w:hint="cs"/>
                 <w:b/>
                 <w:bCs/>
                 <w:sz w:val="24"/>
@@ -1877,44 +1705,7 @@
                 <w:rtl/>
                 <w:lang w:bidi="ar-EG"/>
               </w:rPr>
-              <w:t>.......</w:t>
-            </w:r>
-          </w:p>
-        </w:tc>
-        <w:tc>
-          <w:tcPr>
-            <w:tcW w:w="983" w:type="dxa"/>
-            <w:tcBorders>
-              <w:top w:val="thinThickSmallGap" w:sz="24" w:space="0" w:color="auto"/>
-              <w:left w:val="thinThickSmallGap" w:sz="24" w:space="0" w:color="auto"/>
-              <w:bottom w:val="single" w:sz="4" w:space="0" w:color="auto"/>
-              <w:right w:val="thinThickSmallGap" w:sz="24" w:space="0" w:color="auto"/>
-            </w:tcBorders>
-          </w:tcPr>
-          <w:p>
-            <w:pPr>
-              <w:spacing w:after="0" w:line="240" w:lineRule="auto"/>
-              <w:jc w:val="both"/>
-              <w:rPr>
-                <w:b/>
-                <w:bCs/>
-                <w:sz w:val="24"/>
-                <w:szCs w:val="24"/>
-                <w:rtl/>
-                <w:lang w:bidi="ar-EG"/>
-              </w:rPr>
-            </w:pPr>
-            <w:r>
-              <w:rPr>
-                <w:b/>
-                <w:bCs/>
-                <w:sz w:val="24"/>
-                <w:szCs w:val="24"/>
-                <w:highlight w:val="red"/>
-                <w:rtl/>
-                <w:lang w:bidi="ar-EG"/>
-              </w:rPr>
-              <w:t>......</w:t>
+              <w:t>2</w:t>
             </w:r>
           </w:p>
         </w:tc>
@@ -1930,7 +1721,7 @@
           <w:p>
             <w:pPr>
               <w:spacing w:after="0" w:line="240" w:lineRule="auto"/>
-              <w:jc w:val="both"/>
+              <w:jc w:val="center"/>
               <w:rPr>
                 <w:b/>
                 <w:bCs/>
@@ -1954,21 +1745,21 @@
           <w:p>
             <w:pPr>
               <w:spacing w:after="0" w:line="240" w:lineRule="auto"/>
-              <w:jc w:val="both"/>
-              <w:rPr>
-                <w:b/>
-                <w:bCs/>
-                <w:sz w:val="24"/>
-                <w:szCs w:val="24"/>
-                <w:rtl/>
-                <w:lang w:bidi="ar-EG"/>
-              </w:rPr>
-            </w:pPr>
-          </w:p>
-        </w:tc>
-        <w:tc>
-          <w:tcPr>
-            <w:tcW w:w="1026" w:type="dxa"/>
+              <w:jc w:val="center"/>
+              <w:rPr>
+                <w:b/>
+                <w:bCs/>
+                <w:sz w:val="24"/>
+                <w:szCs w:val="24"/>
+                <w:rtl/>
+                <w:lang w:bidi="ar-EG"/>
+              </w:rPr>
+            </w:pPr>
+          </w:p>
+        </w:tc>
+        <w:tc>
+          <w:tcPr>
+            <w:tcW w:w="1206" w:type="dxa"/>
             <w:tcBorders>
               <w:top w:val="thinThickSmallGap" w:sz="24" w:space="0" w:color="auto"/>
               <w:left w:val="thinThickSmallGap" w:sz="24" w:space="0" w:color="auto"/>
@@ -1979,7 +1770,6 @@
           <w:p>
             <w:pPr>
               <w:spacing w:after="0" w:line="240" w:lineRule="auto"/>
-              <w:jc w:val="both"/>
               <w:rPr>
                 <w:b/>
                 <w:bCs/>
@@ -2016,8 +1806,7 @@
           </w:tblBorders>
         </w:tblPrEx>
         <w:trPr>
-          <w:trHeight w:val="80"/>
-          <w:jc w:val="center"/>
+          <w:trHeight w:val="128"/>
         </w:trPr>
         <w:tc>
           <w:tcPr>
@@ -2032,6 +1821,93 @@
           <w:p>
             <w:pPr>
               <w:spacing w:after="0" w:line="240" w:lineRule="auto"/>
+              <w:jc w:val="highKashida"/>
+              <w:rPr>
+                <w:b/>
+                <w:bCs/>
+                <w:sz w:val="24"/>
+                <w:szCs w:val="24"/>
+                <w:rtl/>
+                <w:lang w:bidi="ar-EG"/>
+              </w:rPr>
+            </w:pPr>
+          </w:p>
+        </w:tc>
+        <w:tc>
+          <w:tcPr>
+            <w:tcW w:w="1694" w:type="dxa"/>
+            <w:vMerge/>
+            <w:tcBorders>
+              <w:left w:val="thinThickSmallGap" w:sz="24" w:space="0" w:color="auto"/>
+              <w:bottom w:val="thinThickSmallGap" w:sz="24" w:space="0" w:color="auto"/>
+              <w:right w:val="thinThickSmallGap" w:sz="24" w:space="0" w:color="auto"/>
+            </w:tcBorders>
+          </w:tcPr>
+          <w:p>
+            <w:pPr>
+              <w:spacing w:after="0" w:line="240" w:lineRule="auto"/>
+              <w:jc w:val="highKashida"/>
+              <w:rPr>
+                <w:b/>
+                <w:bCs/>
+                <w:sz w:val="24"/>
+                <w:szCs w:val="24"/>
+                <w:rtl/>
+                <w:lang w:bidi="ar-EG"/>
+              </w:rPr>
+            </w:pPr>
+          </w:p>
+        </w:tc>
+        <w:tc>
+          <w:tcPr>
+            <w:tcW w:w="4252" w:type="dxa"/>
+            <w:tcBorders>
+              <w:top w:val="thinThickSmallGap" w:sz="24" w:space="0" w:color="auto"/>
+              <w:left w:val="thinThickSmallGap" w:sz="24" w:space="0" w:color="auto"/>
+              <w:bottom w:val="single" w:sz="4" w:space="0" w:color="auto"/>
+              <w:right w:val="thinThickSmallGap" w:sz="24" w:space="0" w:color="auto"/>
+            </w:tcBorders>
+          </w:tcPr>
+          <w:p>
+            <w:pPr>
+              <w:spacing w:after="0" w:line="240" w:lineRule="auto"/>
+              <w:rPr>
+                <w:b/>
+                <w:bCs/>
+                <w:sz w:val="24"/>
+                <w:szCs w:val="24"/>
+                <w:rtl/>
+                <w:lang w:bidi="ar-EG"/>
+              </w:rPr>
+            </w:pPr>
+            <w:r>
+              <w:rPr>
+                <w:rFonts w:hint="cs"/>
+                <w:b/>
+                <w:bCs/>
+                <w:sz w:val="24"/>
+                <w:szCs w:val="24"/>
+                <w:highlight w:val="red"/>
+                <w:rtl/>
+                <w:lang w:bidi="ar-EG"/>
+              </w:rPr>
+              <w:t>.........</w:t>
+            </w:r>
+          </w:p>
+        </w:tc>
+        <w:tc>
+          <w:tcPr>
+            <w:tcW w:w="1011" w:type="dxa"/>
+            <w:tcBorders>
+              <w:top w:val="thinThickSmallGap" w:sz="24" w:space="0" w:color="auto"/>
+              <w:left w:val="thinThickSmallGap" w:sz="24" w:space="0" w:color="auto"/>
+              <w:bottom w:val="single" w:sz="4" w:space="0" w:color="auto"/>
+              <w:right w:val="thinThickSmallGap" w:sz="24" w:space="0" w:color="auto"/>
+            </w:tcBorders>
+          </w:tcPr>
+          <w:p>
+            <w:pPr>
+              <w:spacing w:after="0" w:line="240" w:lineRule="auto"/>
               <w:jc w:val="center"/>
               <w:rPr>
                 <w:b/>
@@ -2042,58 +1918,9 @@
                 <w:lang w:bidi="ar-EG"/>
               </w:rPr>
             </w:pPr>
-          </w:p>
-        </w:tc>
-        <w:tc>
-          <w:tcPr>
-            <w:tcW w:w="3240" w:type="dxa"/>
-            <w:vMerge/>
-            <w:tcBorders>
-              <w:left w:val="thinThickSmallGap" w:sz="24" w:space="0" w:color="auto"/>
-              <w:bottom w:val="thinThickSmallGap" w:sz="24" w:space="0" w:color="auto"/>
-              <w:right w:val="thinThickSmallGap" w:sz="24" w:space="0" w:color="auto"/>
-            </w:tcBorders>
-          </w:tcPr>
-          <w:p>
-            <w:pPr>
-              <w:spacing w:after="0" w:line="240" w:lineRule="auto"/>
-              <w:jc w:val="both"/>
-              <w:rPr>
-                <w:b/>
-                <w:bCs/>
-                <w:sz w:val="24"/>
-                <w:szCs w:val="24"/>
-                <w:rtl/>
-                <w:lang w:bidi="ar-EG"/>
-              </w:rPr>
-            </w:pPr>
-          </w:p>
-        </w:tc>
-        <w:tc>
-          <w:tcPr>
-            <w:tcW w:w="1530" w:type="dxa"/>
-            <w:tcBorders>
-              <w:top w:val="thinThickSmallGap" w:sz="24" w:space="0" w:color="auto"/>
-              <w:left w:val="thinThickSmallGap" w:sz="24" w:space="0" w:color="auto"/>
-              <w:bottom w:val="single" w:sz="4" w:space="0" w:color="auto"/>
-              <w:right w:val="thinThickSmallGap" w:sz="24" w:space="0" w:color="auto"/>
-            </w:tcBorders>
-          </w:tcPr>
-          <w:p>
-            <w:pPr>
-              <w:spacing w:after="0" w:line="240" w:lineRule="auto"/>
-              <w:jc w:val="both"/>
-              <w:rPr>
-                <w:b/>
-                <w:bCs/>
-                <w:sz w:val="24"/>
-                <w:szCs w:val="24"/>
-                <w:rtl/>
-                <w:lang w:bidi="ar-EG"/>
-              </w:rPr>
-            </w:pPr>
             <w:r>
               <w:rPr>
+                <w:rFonts w:hint="cs"/>
                 <w:b/>
                 <w:bCs/>
                 <w:sz w:val="24"/>
@@ -2102,33 +1929,8 @@
                 <w:rtl/>
                 <w:lang w:bidi="ar-EG"/>
               </w:rPr>
-              <w:t>........</w:t>
+              <w:t>بديل</w:t>
             </w:r>
-          </w:p>
-        </w:tc>
-        <w:tc>
-          <w:tcPr>
-            <w:tcW w:w="1204" w:type="dxa"/>
-            <w:tcBorders>
-              <w:top w:val="thinThickSmallGap" w:sz="24" w:space="0" w:color="auto"/>
-              <w:left w:val="thinThickSmallGap" w:sz="24" w:space="0" w:color="auto"/>
-              <w:bottom w:val="single" w:sz="4" w:space="0" w:color="auto"/>
-              <w:right w:val="thinThickSmallGap" w:sz="24" w:space="0" w:color="auto"/>
-            </w:tcBorders>
-          </w:tcPr>
-          <w:p>
-            <w:pPr>
-              <w:spacing w:after="0" w:line="240" w:lineRule="auto"/>
-              <w:jc w:val="both"/>
-              <w:rPr>
-                <w:b/>
-                <w:bCs/>
-                <w:sz w:val="24"/>
-                <w:szCs w:val="24"/>
-                <w:rtl/>
-                <w:lang w:bidi="ar-EG"/>
-              </w:rPr>
-            </w:pPr>
             <w:r>
               <w:rPr>
                 <w:b/>
@@ -2136,38 +1938,13 @@
                 <w:sz w:val="24"/>
                 <w:szCs w:val="24"/>
                 <w:highlight w:val="red"/>
-                <w:rtl/>
-                <w:lang w:bidi="ar-EG"/>
-              </w:rPr>
-              <w:t>.......</w:t>
+                <w:lang w:bidi="ar-EG"/>
+              </w:rPr>
+              <w:t xml:space="preserve"> </w:t>
             </w:r>
-          </w:p>
-        </w:tc>
-        <w:tc>
-          <w:tcPr>
-            <w:tcW w:w="983" w:type="dxa"/>
-            <w:tcBorders>
-              <w:top w:val="thinThickSmallGap" w:sz="24" w:space="0" w:color="auto"/>
-              <w:left w:val="thinThickSmallGap" w:sz="24" w:space="0" w:color="auto"/>
-              <w:bottom w:val="single" w:sz="4" w:space="0" w:color="auto"/>
-              <w:right w:val="thinThickSmallGap" w:sz="24" w:space="0" w:color="auto"/>
-            </w:tcBorders>
-          </w:tcPr>
-          <w:p>
-            <w:pPr>
-              <w:spacing w:after="0" w:line="240" w:lineRule="auto"/>
-              <w:jc w:val="both"/>
-              <w:rPr>
-                <w:b/>
-                <w:bCs/>
-                <w:sz w:val="24"/>
-                <w:szCs w:val="24"/>
-                <w:rtl/>
-                <w:lang w:bidi="ar-EG"/>
-              </w:rPr>
-            </w:pPr>
             <w:r>
               <w:rPr>
+                <w:rFonts w:hint="cs"/>
                 <w:b/>
                 <w:bCs/>
                 <w:sz w:val="24"/>
@@ -2176,7 +1953,7 @@
                 <w:rtl/>
                 <w:lang w:bidi="ar-EG"/>
               </w:rPr>
-              <w:t>......</w:t>
+              <w:t>3</w:t>
             </w:r>
           </w:p>
         </w:tc>
@@ -2193,7 +1970,7 @@
           <w:p>
             <w:pPr>
               <w:spacing w:after="0" w:line="240" w:lineRule="auto"/>
-              <w:jc w:val="both"/>
+              <w:jc w:val="center"/>
               <w:rPr>
                 <w:b/>
                 <w:bCs/>
@@ -2218,21 +1995,21 @@
           <w:p>
             <w:pPr>
               <w:spacing w:after="0" w:line="240" w:lineRule="auto"/>
-              <w:jc w:val="both"/>
-              <w:rPr>
-                <w:b/>
-                <w:bCs/>
-                <w:sz w:val="24"/>
-                <w:szCs w:val="24"/>
-                <w:rtl/>
-                <w:lang w:bidi="ar-EG"/>
-              </w:rPr>
-            </w:pPr>
-          </w:p>
-        </w:tc>
-        <w:tc>
-          <w:tcPr>
-            <w:tcW w:w="1026" w:type="dxa"/>
+              <w:jc w:val="center"/>
+              <w:rPr>
+                <w:b/>
+                <w:bCs/>
+                <w:sz w:val="24"/>
+                <w:szCs w:val="24"/>
+                <w:rtl/>
+                <w:lang w:bidi="ar-EG"/>
+              </w:rPr>
+            </w:pPr>
+          </w:p>
+        </w:tc>
+        <w:tc>
+          <w:tcPr>
+            <w:tcW w:w="1206" w:type="dxa"/>
             <w:tcBorders>
               <w:top w:val="thinThickSmallGap" w:sz="24" w:space="0" w:color="auto"/>
               <w:left w:val="thinThickSmallGap" w:sz="24" w:space="0" w:color="auto"/>
@@ -2243,7 +2020,6 @@
           <w:p>
             <w:pPr>
               <w:spacing w:after="0" w:line="240" w:lineRule="auto"/>
-              <w:jc w:val="both"/>
               <w:rPr>
                 <w:b/>
                 <w:bCs/>
@@ -2281,7 +2057,6 @@
         </w:tblPrEx>
         <w:trPr>
           <w:trHeight w:val="285"/>
-          <w:jc w:val="center"/>
         </w:trPr>
         <w:tc>
           <w:tcPr>
@@ -2296,7 +2071,7 @@
           <w:p>
             <w:pPr>
               <w:spacing w:after="0" w:line="240" w:lineRule="auto"/>
-              <w:jc w:val="center"/>
+              <w:jc w:val="highKashida"/>
               <w:rPr>
                 <w:b/>
                 <w:bCs/>
@@ -2323,7 +2098,7 @@
         </w:tc>
         <w:tc>
           <w:tcPr>
-            <w:tcW w:w="3240" w:type="dxa"/>
+            <w:tcW w:w="1694" w:type="dxa"/>
             <w:vMerge w:val="restart"/>
             <w:tcBorders>
               <w:top w:val="thinThickSmallGap" w:sz="24" w:space="0" w:color="auto"/>
@@ -2334,70 +2109,7 @@
           <w:p>
             <w:pPr>
               <w:spacing w:after="0" w:line="240" w:lineRule="auto"/>
-              <w:jc w:val="both"/>
-              <w:rPr>
-                <w:b/>
-                <w:bCs/>
-                <w:sz w:val="24"/>
-                <w:szCs w:val="24"/>
-                <w:rtl/>
-                <w:lang w:bidi="ar-EG"/>
-              </w:rPr>
-            </w:pPr>
-          </w:p>
-        </w:tc>
-        <w:tc>
-          <w:tcPr>
-            <w:tcW w:w="1530" w:type="dxa"/>
-            <w:tcBorders>
-              <w:top w:val="thinThickSmallGap" w:sz="24" w:space="0" w:color="auto"/>
-              <w:left w:val="thinThickSmallGap" w:sz="24" w:space="0" w:color="auto"/>
-              <w:bottom w:val="single" w:sz="4" w:space="0" w:color="auto"/>
-              <w:right w:val="thinThickSmallGap" w:sz="24" w:space="0" w:color="auto"/>
-            </w:tcBorders>
-          </w:tcPr>
-          <w:p>
-            <w:pPr>
-              <w:spacing w:after="0" w:line="240" w:lineRule="auto"/>
-              <w:jc w:val="both"/>
-              <w:rPr>
-                <w:b/>
-                <w:bCs/>
-                <w:sz w:val="24"/>
-                <w:szCs w:val="24"/>
-                <w:rtl/>
-                <w:lang w:bidi="ar-EG"/>
-              </w:rPr>
-            </w:pPr>
-            <w:r>
-              <w:rPr>
-                <w:rFonts w:hint="cs"/>
-                <w:b/>
-                <w:bCs/>
-                <w:sz w:val="24"/>
-                <w:szCs w:val="24"/>
-                <w:highlight w:val="red"/>
-                <w:rtl/>
-                <w:lang w:bidi="ar-EG"/>
-              </w:rPr>
-              <w:t>........</w:t>
-            </w:r>
-          </w:p>
-        </w:tc>
-        <w:tc>
-          <w:tcPr>
-            <w:tcW w:w="1204" w:type="dxa"/>
-            <w:tcBorders>
-              <w:top w:val="thinThickSmallGap" w:sz="24" w:space="0" w:color="auto"/>
-              <w:left w:val="thinThickSmallGap" w:sz="24" w:space="0" w:color="auto"/>
-              <w:bottom w:val="single" w:sz="4" w:space="0" w:color="auto"/>
-              <w:right w:val="thinThickSmallGap" w:sz="24" w:space="0" w:color="auto"/>
-            </w:tcBorders>
-          </w:tcPr>
-          <w:p>
-            <w:pPr>
-              <w:spacing w:after="0" w:line="240" w:lineRule="auto"/>
-              <w:jc w:val="both"/>
+              <w:jc w:val="highKashida"/>
               <w:rPr>
                 <w:b/>
                 <w:bCs/>
@@ -2424,7 +2136,7 @@
         </w:tc>
         <w:tc>
           <w:tcPr>
-            <w:tcW w:w="983" w:type="dxa"/>
+            <w:tcW w:w="4252" w:type="dxa"/>
             <w:tcBorders>
               <w:top w:val="thinThickSmallGap" w:sz="24" w:space="0" w:color="auto"/>
               <w:left w:val="thinThickSmallGap" w:sz="24" w:space="0" w:color="auto"/>
@@ -2435,7 +2147,44 @@
           <w:p>
             <w:pPr>
               <w:spacing w:after="0" w:line="240" w:lineRule="auto"/>
-              <w:jc w:val="both"/>
+              <w:rPr>
+                <w:b/>
+                <w:bCs/>
+                <w:sz w:val="24"/>
+                <w:szCs w:val="24"/>
+                <w:rtl/>
+                <w:lang w:bidi="ar-EG"/>
+              </w:rPr>
+            </w:pPr>
+            <w:r>
+              <w:rPr>
+                <w:rFonts w:hint="cs"/>
+                <w:b/>
+                <w:bCs/>
+                <w:sz w:val="24"/>
+                <w:szCs w:val="24"/>
+                <w:highlight w:val="red"/>
+                <w:rtl/>
+                <w:lang w:bidi="ar-EG"/>
+              </w:rPr>
+              <w:t>.........</w:t>
+            </w:r>
+          </w:p>
+        </w:tc>
+        <w:tc>
+          <w:tcPr>
+            <w:tcW w:w="1011" w:type="dxa"/>
+            <w:tcBorders>
+              <w:top w:val="thinThickSmallGap" w:sz="24" w:space="0" w:color="auto"/>
+              <w:left w:val="thinThickSmallGap" w:sz="24" w:space="0" w:color="auto"/>
+              <w:bottom w:val="single" w:sz="4" w:space="0" w:color="auto"/>
+              <w:right w:val="thinThickSmallGap" w:sz="24" w:space="0" w:color="auto"/>
+            </w:tcBorders>
+          </w:tcPr>
+          <w:p>
+            <w:pPr>
+              <w:spacing w:after="0" w:line="240" w:lineRule="auto"/>
+              <w:jc w:val="center"/>
               <w:rPr>
                 <w:b/>
                 <w:bCs/>
@@ -2473,7 +2222,7 @@
           <w:p>
             <w:pPr>
               <w:spacing w:after="0" w:line="240" w:lineRule="auto"/>
-              <w:jc w:val="both"/>
+              <w:jc w:val="center"/>
               <w:rPr>
                 <w:b/>
                 <w:bCs/>
@@ -2490,6 +2239,7 @@
                 <w:bCs/>
                 <w:sz w:val="24"/>
                 <w:szCs w:val="24"/>
+                <w:highlight w:val="red"/>
                 <w:rtl/>
                 <w:lang w:bidi="ar-EG"/>
               </w:rPr>
@@ -2510,21 +2260,21 @@
           <w:p>
             <w:pPr>
               <w:spacing w:after="0" w:line="240" w:lineRule="auto"/>
-              <w:jc w:val="both"/>
-              <w:rPr>
-                <w:b/>
-                <w:bCs/>
-                <w:sz w:val="24"/>
-                <w:szCs w:val="24"/>
-                <w:rtl/>
-                <w:lang w:bidi="ar-EG"/>
-              </w:rPr>
-            </w:pPr>
-          </w:p>
-        </w:tc>
-        <w:tc>
-          <w:tcPr>
-            <w:tcW w:w="1026" w:type="dxa"/>
+              <w:jc w:val="center"/>
+              <w:rPr>
+                <w:b/>
+                <w:bCs/>
+                <w:sz w:val="24"/>
+                <w:szCs w:val="24"/>
+                <w:rtl/>
+                <w:lang w:bidi="ar-EG"/>
+              </w:rPr>
+            </w:pPr>
+          </w:p>
+        </w:tc>
+        <w:tc>
+          <w:tcPr>
+            <w:tcW w:w="1206" w:type="dxa"/>
             <w:tcBorders>
               <w:top w:val="thinThickSmallGap" w:sz="24" w:space="0" w:color="auto"/>
               <w:left w:val="thinThickSmallGap" w:sz="24" w:space="0" w:color="auto"/>
@@ -2535,7 +2285,6 @@
           <w:p>
             <w:pPr>
               <w:spacing w:after="0" w:line="240" w:lineRule="auto"/>
-              <w:jc w:val="both"/>
               <w:rPr>
                 <w:b/>
                 <w:bCs/>
@@ -2574,7 +2323,6 @@
         </w:tblPrEx>
         <w:trPr>
           <w:trHeight w:val="165"/>
-          <w:jc w:val="center"/>
         </w:trPr>
         <w:tc>
           <w:tcPr>
@@ -2588,132 +2336,93 @@
           <w:p>
             <w:pPr>
               <w:spacing w:after="0" w:line="240" w:lineRule="auto"/>
+              <w:jc w:val="highKashida"/>
+              <w:rPr>
+                <w:b/>
+                <w:bCs/>
+                <w:sz w:val="24"/>
+                <w:szCs w:val="24"/>
+                <w:rtl/>
+                <w:lang w:bidi="ar-EG"/>
+              </w:rPr>
+            </w:pPr>
+          </w:p>
+        </w:tc>
+        <w:tc>
+          <w:tcPr>
+            <w:tcW w:w="1694" w:type="dxa"/>
+            <w:vMerge/>
+            <w:tcBorders>
+              <w:left w:val="thinThickSmallGap" w:sz="24" w:space="0" w:color="auto"/>
+              <w:right w:val="thinThickSmallGap" w:sz="24" w:space="0" w:color="auto"/>
+            </w:tcBorders>
+          </w:tcPr>
+          <w:p>
+            <w:pPr>
+              <w:spacing w:after="0" w:line="240" w:lineRule="auto"/>
+              <w:jc w:val="highKashida"/>
+              <w:rPr>
+                <w:b/>
+                <w:bCs/>
+                <w:sz w:val="24"/>
+                <w:szCs w:val="24"/>
+                <w:rtl/>
+                <w:lang w:bidi="ar-EG"/>
+              </w:rPr>
+            </w:pPr>
+          </w:p>
+        </w:tc>
+        <w:tc>
+          <w:tcPr>
+            <w:tcW w:w="4252" w:type="dxa"/>
+            <w:tcBorders>
+              <w:top w:val="thinThickSmallGap" w:sz="24" w:space="0" w:color="auto"/>
+              <w:left w:val="thinThickSmallGap" w:sz="24" w:space="0" w:color="auto"/>
+              <w:bottom w:val="single" w:sz="4" w:space="0" w:color="auto"/>
+              <w:right w:val="thinThickSmallGap" w:sz="24" w:space="0" w:color="auto"/>
+            </w:tcBorders>
+          </w:tcPr>
+          <w:p>
+            <w:pPr>
+              <w:spacing w:after="0" w:line="240" w:lineRule="auto"/>
+              <w:rPr>
+                <w:b/>
+                <w:bCs/>
+                <w:sz w:val="24"/>
+                <w:szCs w:val="24"/>
+                <w:rtl/>
+                <w:lang w:bidi="ar-EG"/>
+              </w:rPr>
+            </w:pPr>
+            <w:r>
+              <w:rPr>
+                <w:rFonts w:hint="cs"/>
+                <w:b/>
+                <w:bCs/>
+                <w:sz w:val="24"/>
+                <w:szCs w:val="24"/>
+                <w:highlight w:val="red"/>
+                <w:rtl/>
+                <w:lang w:bidi="ar-EG"/>
+              </w:rPr>
+              <w:t>.........</w:t>
+            </w:r>
+          </w:p>
+        </w:tc>
+        <w:tc>
+          <w:tcPr>
+            <w:tcW w:w="1011" w:type="dxa"/>
+            <w:tcBorders>
+              <w:top w:val="thinThickSmallGap" w:sz="24" w:space="0" w:color="auto"/>
+              <w:left w:val="thinThickSmallGap" w:sz="24" w:space="0" w:color="auto"/>
+              <w:bottom w:val="single" w:sz="4" w:space="0" w:color="auto"/>
+              <w:right w:val="thinThickSmallGap" w:sz="24" w:space="0" w:color="auto"/>
+            </w:tcBorders>
+          </w:tcPr>
+          <w:p>
+            <w:pPr>
+              <w:spacing w:after="0" w:line="240" w:lineRule="auto"/>
               <w:jc w:val="center"/>
-              <w:rPr>
-                <w:b/>
-                <w:bCs/>
-                <w:sz w:val="24"/>
-                <w:szCs w:val="24"/>
-                <w:rtl/>
-                <w:lang w:bidi="ar-EG"/>
-              </w:rPr>
-            </w:pPr>
-          </w:p>
-        </w:tc>
-        <w:tc>
-          <w:tcPr>
-            <w:tcW w:w="3240" w:type="dxa"/>
-            <w:vMerge/>
-            <w:tcBorders>
-              <w:left w:val="thinThickSmallGap" w:sz="24" w:space="0" w:color="auto"/>
-              <w:right w:val="thinThickSmallGap" w:sz="24" w:space="0" w:color="auto"/>
-            </w:tcBorders>
-          </w:tcPr>
-          <w:p>
-            <w:pPr>
-              <w:spacing w:after="0" w:line="240" w:lineRule="auto"/>
-              <w:jc w:val="both"/>
-              <w:rPr>
-                <w:b/>
-                <w:bCs/>
-                <w:sz w:val="24"/>
-                <w:szCs w:val="24"/>
-                <w:rtl/>
-                <w:lang w:bidi="ar-EG"/>
-              </w:rPr>
-            </w:pPr>
-          </w:p>
-        </w:tc>
-        <w:tc>
-          <w:tcPr>
-            <w:tcW w:w="1530" w:type="dxa"/>
-            <w:tcBorders>
-              <w:top w:val="thinThickSmallGap" w:sz="24" w:space="0" w:color="auto"/>
-              <w:left w:val="thinThickSmallGap" w:sz="24" w:space="0" w:color="auto"/>
-              <w:bottom w:val="single" w:sz="4" w:space="0" w:color="auto"/>
-              <w:right w:val="thinThickSmallGap" w:sz="24" w:space="0" w:color="auto"/>
-            </w:tcBorders>
-          </w:tcPr>
-          <w:p>
-            <w:pPr>
-              <w:spacing w:after="0" w:line="240" w:lineRule="auto"/>
-              <w:jc w:val="both"/>
-              <w:rPr>
-                <w:b/>
-                <w:bCs/>
-                <w:sz w:val="24"/>
-                <w:szCs w:val="24"/>
-                <w:rtl/>
-                <w:lang w:bidi="ar-EG"/>
-              </w:rPr>
-            </w:pPr>
-            <w:r>
-              <w:rPr>
-                <w:rFonts w:hint="cs"/>
-                <w:b/>
-                <w:bCs/>
-                <w:sz w:val="24"/>
-                <w:szCs w:val="24"/>
-                <w:highlight w:val="red"/>
-                <w:rtl/>
-                <w:lang w:bidi="ar-EG"/>
-              </w:rPr>
-              <w:t>........</w:t>
-            </w:r>
-          </w:p>
-        </w:tc>
-        <w:tc>
-          <w:tcPr>
-            <w:tcW w:w="1204" w:type="dxa"/>
-            <w:tcBorders>
-              <w:top w:val="thinThickSmallGap" w:sz="24" w:space="0" w:color="auto"/>
-              <w:left w:val="thinThickSmallGap" w:sz="24" w:space="0" w:color="auto"/>
-              <w:bottom w:val="single" w:sz="4" w:space="0" w:color="auto"/>
-              <w:right w:val="thinThickSmallGap" w:sz="24" w:space="0" w:color="auto"/>
-            </w:tcBorders>
-          </w:tcPr>
-          <w:p>
-            <w:pPr>
-              <w:spacing w:after="0" w:line="240" w:lineRule="auto"/>
-              <w:jc w:val="both"/>
-              <w:rPr>
-                <w:b/>
-                <w:bCs/>
-                <w:sz w:val="24"/>
-                <w:szCs w:val="24"/>
-                <w:rtl/>
-                <w:lang w:bidi="ar-EG"/>
-              </w:rPr>
-            </w:pPr>
-            <w:r>
-              <w:rPr>
-                <w:rFonts w:hint="cs"/>
-                <w:b/>
-                <w:bCs/>
-                <w:sz w:val="24"/>
-                <w:szCs w:val="24"/>
-                <w:highlight w:val="red"/>
-                <w:rtl/>
-                <w:lang w:bidi="ar-EG"/>
-              </w:rPr>
-              <w:t>.......</w:t>
-            </w:r>
-          </w:p>
-        </w:tc>
-        <w:tc>
-          <w:tcPr>
-            <w:tcW w:w="983" w:type="dxa"/>
-            <w:tcBorders>
-              <w:top w:val="thinThickSmallGap" w:sz="24" w:space="0" w:color="auto"/>
-              <w:left w:val="thinThickSmallGap" w:sz="24" w:space="0" w:color="auto"/>
-              <w:bottom w:val="single" w:sz="4" w:space="0" w:color="auto"/>
-              <w:right w:val="thinThickSmallGap" w:sz="24" w:space="0" w:color="auto"/>
-            </w:tcBorders>
-          </w:tcPr>
-          <w:p>
-            <w:pPr>
-              <w:spacing w:after="0" w:line="240" w:lineRule="auto"/>
-              <w:jc w:val="both"/>
               <w:rPr>
                 <w:b/>
                 <w:bCs/>
@@ -2750,7 +2459,7 @@
           <w:p>
             <w:pPr>
               <w:spacing w:after="0" w:line="240" w:lineRule="auto"/>
-              <w:jc w:val="both"/>
+              <w:jc w:val="center"/>
               <w:rPr>
                 <w:b/>
                 <w:bCs/>
@@ -2774,21 +2483,21 @@
           <w:p>
             <w:pPr>
               <w:spacing w:after="0" w:line="240" w:lineRule="auto"/>
-              <w:jc w:val="both"/>
-              <w:rPr>
-                <w:b/>
-                <w:bCs/>
-                <w:sz w:val="24"/>
-                <w:szCs w:val="24"/>
-                <w:rtl/>
-                <w:lang w:bidi="ar-EG"/>
-              </w:rPr>
-            </w:pPr>
-          </w:p>
-        </w:tc>
-        <w:tc>
-          <w:tcPr>
-            <w:tcW w:w="1026" w:type="dxa"/>
+              <w:jc w:val="center"/>
+              <w:rPr>
+                <w:b/>
+                <w:bCs/>
+                <w:sz w:val="24"/>
+                <w:szCs w:val="24"/>
+                <w:rtl/>
+                <w:lang w:bidi="ar-EG"/>
+              </w:rPr>
+            </w:pPr>
+          </w:p>
+        </w:tc>
+        <w:tc>
+          <w:tcPr>
+            <w:tcW w:w="1206" w:type="dxa"/>
             <w:tcBorders>
               <w:top w:val="thinThickSmallGap" w:sz="24" w:space="0" w:color="auto"/>
               <w:left w:val="thinThickSmallGap" w:sz="24" w:space="0" w:color="auto"/>
@@ -2799,7 +2508,6 @@
           <w:p>
             <w:pPr>
               <w:spacing w:after="0" w:line="240" w:lineRule="auto"/>
-              <w:jc w:val="both"/>
               <w:rPr>
                 <w:b/>
                 <w:bCs/>
@@ -2838,7 +2546,6 @@
         </w:tblPrEx>
         <w:trPr>
           <w:trHeight w:val="165"/>
-          <w:jc w:val="center"/>
         </w:trPr>
         <w:tc>
           <w:tcPr>
@@ -2852,21 +2559,21 @@
           <w:p>
             <w:pPr>
               <w:spacing w:after="0" w:line="240" w:lineRule="auto"/>
-              <w:jc w:val="center"/>
-              <w:rPr>
-                <w:b/>
-                <w:bCs/>
-                <w:sz w:val="24"/>
-                <w:szCs w:val="24"/>
-                <w:rtl/>
-                <w:lang w:bidi="ar-EG"/>
-              </w:rPr>
-            </w:pPr>
-          </w:p>
-        </w:tc>
-        <w:tc>
-          <w:tcPr>
-            <w:tcW w:w="3240" w:type="dxa"/>
+              <w:jc w:val="highKashida"/>
+              <w:rPr>
+                <w:b/>
+                <w:bCs/>
+                <w:sz w:val="24"/>
+                <w:szCs w:val="24"/>
+                <w:rtl/>
+                <w:lang w:bidi="ar-EG"/>
+              </w:rPr>
+            </w:pPr>
+          </w:p>
+        </w:tc>
+        <w:tc>
+          <w:tcPr>
+            <w:tcW w:w="1694" w:type="dxa"/>
             <w:vMerge/>
             <w:tcBorders>
               <w:left w:val="thinThickSmallGap" w:sz="24" w:space="0" w:color="auto"/>
@@ -2876,21 +2583,21 @@
           <w:p>
             <w:pPr>
               <w:spacing w:after="0" w:line="240" w:lineRule="auto"/>
-              <w:jc w:val="both"/>
-              <w:rPr>
-                <w:b/>
-                <w:bCs/>
-                <w:sz w:val="24"/>
-                <w:szCs w:val="24"/>
-                <w:rtl/>
-                <w:lang w:bidi="ar-EG"/>
-              </w:rPr>
-            </w:pPr>
-          </w:p>
-        </w:tc>
-        <w:tc>
-          <w:tcPr>
-            <w:tcW w:w="1530" w:type="dxa"/>
+              <w:jc w:val="highKashida"/>
+              <w:rPr>
+                <w:b/>
+                <w:bCs/>
+                <w:sz w:val="24"/>
+                <w:szCs w:val="24"/>
+                <w:rtl/>
+                <w:lang w:bidi="ar-EG"/>
+              </w:rPr>
+            </w:pPr>
+          </w:p>
+        </w:tc>
+        <w:tc>
+          <w:tcPr>
+            <w:tcW w:w="4252" w:type="dxa"/>
             <w:tcBorders>
               <w:top w:val="thinThickSmallGap" w:sz="24" w:space="0" w:color="auto"/>
               <w:left w:val="thinThickSmallGap" w:sz="24" w:space="0" w:color="auto"/>
@@ -2901,7 +2608,6 @@
           <w:p>
             <w:pPr>
               <w:spacing w:after="0" w:line="240" w:lineRule="auto"/>
-              <w:jc w:val="both"/>
               <w:rPr>
                 <w:b/>
                 <w:bCs/>
@@ -2927,7 +2633,7 @@
         </w:tc>
         <w:tc>
           <w:tcPr>
-            <w:tcW w:w="1204" w:type="dxa"/>
+            <w:tcW w:w="1011" w:type="dxa"/>
             <w:tcBorders>
               <w:top w:val="thinThickSmallGap" w:sz="24" w:space="0" w:color="auto"/>
               <w:left w:val="thinThickSmallGap" w:sz="24" w:space="0" w:color="auto"/>
@@ -2938,44 +2644,7 @@
           <w:p>
             <w:pPr>
               <w:spacing w:after="0" w:line="240" w:lineRule="auto"/>
-              <w:jc w:val="both"/>
-              <w:rPr>
-                <w:b/>
-                <w:bCs/>
-                <w:sz w:val="24"/>
-                <w:szCs w:val="24"/>
-                <w:rtl/>
-                <w:lang w:bidi="ar-EG"/>
-              </w:rPr>
-            </w:pPr>
-            <w:r>
-              <w:rPr>
-                <w:b/>
-                <w:bCs/>
-                <w:sz w:val="24"/>
-                <w:szCs w:val="24"/>
-                <w:highlight w:val="red"/>
-                <w:rtl/>
-                <w:lang w:bidi="ar-EG"/>
-              </w:rPr>
-              <w:t>.......</w:t>
-            </w:r>
-          </w:p>
-        </w:tc>
-        <w:tc>
-          <w:tcPr>
-            <w:tcW w:w="983" w:type="dxa"/>
-            <w:tcBorders>
-              <w:top w:val="thinThickSmallGap" w:sz="24" w:space="0" w:color="auto"/>
-              <w:left w:val="thinThickSmallGap" w:sz="24" w:space="0" w:color="auto"/>
-              <w:bottom w:val="single" w:sz="4" w:space="0" w:color="auto"/>
-              <w:right w:val="thinThickSmallGap" w:sz="24" w:space="0" w:color="auto"/>
-            </w:tcBorders>
-          </w:tcPr>
-          <w:p>
-            <w:pPr>
-              <w:spacing w:after="0" w:line="240" w:lineRule="auto"/>
-              <w:jc w:val="both"/>
+              <w:jc w:val="center"/>
               <w:rPr>
                 <w:b/>
                 <w:bCs/>
@@ -3011,7 +2680,7 @@
           <w:p>
             <w:pPr>
               <w:spacing w:after="0" w:line="240" w:lineRule="auto"/>
-              <w:jc w:val="both"/>
+              <w:jc w:val="center"/>
               <w:rPr>
                 <w:b/>
                 <w:bCs/>
@@ -3035,21 +2704,21 @@
           <w:p>
             <w:pPr>
               <w:spacing w:after="0" w:line="240" w:lineRule="auto"/>
-              <w:jc w:val="both"/>
-              <w:rPr>
-                <w:b/>
-                <w:bCs/>
-                <w:sz w:val="24"/>
-                <w:szCs w:val="24"/>
-                <w:rtl/>
-                <w:lang w:bidi="ar-EG"/>
-              </w:rPr>
-            </w:pPr>
-          </w:p>
-        </w:tc>
-        <w:tc>
-          <w:tcPr>
-            <w:tcW w:w="1026" w:type="dxa"/>
+              <w:jc w:val="center"/>
+              <w:rPr>
+                <w:b/>
+                <w:bCs/>
+                <w:sz w:val="24"/>
+                <w:szCs w:val="24"/>
+                <w:rtl/>
+                <w:lang w:bidi="ar-EG"/>
+              </w:rPr>
+            </w:pPr>
+          </w:p>
+        </w:tc>
+        <w:tc>
+          <w:tcPr>
+            <w:tcW w:w="1206" w:type="dxa"/>
             <w:tcBorders>
               <w:top w:val="thinThickSmallGap" w:sz="24" w:space="0" w:color="auto"/>
               <w:left w:val="thinThickSmallGap" w:sz="24" w:space="0" w:color="auto"/>
@@ -3060,7 +2729,6 @@
           <w:p>
             <w:pPr>
               <w:spacing w:after="0" w:line="240" w:lineRule="auto"/>
-              <w:jc w:val="both"/>
               <w:rPr>
                 <w:b/>
                 <w:bCs/>
@@ -3098,7 +2766,6 @@
         </w:tblPrEx>
         <w:trPr>
           <w:trHeight w:val="45"/>
-          <w:jc w:val="center"/>
         </w:trPr>
         <w:tc>
           <w:tcPr>
@@ -3113,131 +2780,94 @@
           <w:p>
             <w:pPr>
               <w:spacing w:after="0" w:line="240" w:lineRule="auto"/>
+              <w:jc w:val="highKashida"/>
+              <w:rPr>
+                <w:b/>
+                <w:bCs/>
+                <w:sz w:val="24"/>
+                <w:szCs w:val="24"/>
+                <w:rtl/>
+                <w:lang w:bidi="ar-EG"/>
+              </w:rPr>
+            </w:pPr>
+          </w:p>
+        </w:tc>
+        <w:tc>
+          <w:tcPr>
+            <w:tcW w:w="1694" w:type="dxa"/>
+            <w:vMerge/>
+            <w:tcBorders>
+              <w:left w:val="thinThickSmallGap" w:sz="24" w:space="0" w:color="auto"/>
+              <w:bottom w:val="thinThickSmallGap" w:sz="24" w:space="0" w:color="auto"/>
+              <w:right w:val="thinThickSmallGap" w:sz="24" w:space="0" w:color="auto"/>
+            </w:tcBorders>
+          </w:tcPr>
+          <w:p>
+            <w:pPr>
+              <w:spacing w:after="0" w:line="240" w:lineRule="auto"/>
+              <w:jc w:val="highKashida"/>
+              <w:rPr>
+                <w:b/>
+                <w:bCs/>
+                <w:sz w:val="24"/>
+                <w:szCs w:val="24"/>
+                <w:rtl/>
+                <w:lang w:bidi="ar-EG"/>
+              </w:rPr>
+            </w:pPr>
+          </w:p>
+        </w:tc>
+        <w:tc>
+          <w:tcPr>
+            <w:tcW w:w="4252" w:type="dxa"/>
+            <w:tcBorders>
+              <w:top w:val="thinThickSmallGap" w:sz="24" w:space="0" w:color="auto"/>
+              <w:left w:val="thinThickSmallGap" w:sz="24" w:space="0" w:color="auto"/>
+              <w:bottom w:val="thinThickSmallGap" w:sz="24" w:space="0" w:color="auto"/>
+              <w:right w:val="thinThickSmallGap" w:sz="24" w:space="0" w:color="auto"/>
+            </w:tcBorders>
+          </w:tcPr>
+          <w:p>
+            <w:pPr>
+              <w:spacing w:after="0" w:line="240" w:lineRule="auto"/>
+              <w:rPr>
+                <w:b/>
+                <w:bCs/>
+                <w:sz w:val="24"/>
+                <w:szCs w:val="24"/>
+                <w:rtl/>
+                <w:lang w:bidi="ar-EG"/>
+              </w:rPr>
+            </w:pPr>
+            <w:r>
+              <w:rPr>
+                <w:rFonts w:hint="cs"/>
+                <w:b/>
+                <w:bCs/>
+                <w:sz w:val="24"/>
+                <w:szCs w:val="24"/>
+                <w:highlight w:val="red"/>
+                <w:rtl/>
+                <w:lang w:bidi="ar-EG"/>
+              </w:rPr>
+              <w:t>.........</w:t>
+            </w:r>
+          </w:p>
+        </w:tc>
+        <w:tc>
+          <w:tcPr>
+            <w:tcW w:w="1011" w:type="dxa"/>
+            <w:tcBorders>
+              <w:top w:val="thinThickSmallGap" w:sz="24" w:space="0" w:color="auto"/>
+              <w:left w:val="thinThickSmallGap" w:sz="24" w:space="0" w:color="auto"/>
+              <w:bottom w:val="single" w:sz="4" w:space="0" w:color="auto"/>
+              <w:right w:val="thinThickSmallGap" w:sz="24" w:space="0" w:color="auto"/>
+            </w:tcBorders>
+          </w:tcPr>
+          <w:p>
+            <w:pPr>
+              <w:spacing w:after="0" w:line="240" w:lineRule="auto"/>
               <w:jc w:val="center"/>
-              <w:rPr>
-                <w:b/>
-                <w:bCs/>
-                <w:sz w:val="24"/>
-                <w:szCs w:val="24"/>
-                <w:rtl/>
-                <w:lang w:bidi="ar-EG"/>
-              </w:rPr>
-            </w:pPr>
-          </w:p>
-        </w:tc>
-        <w:tc>
-          <w:tcPr>
-            <w:tcW w:w="3240" w:type="dxa"/>
-            <w:vMerge/>
-            <w:tcBorders>
-              <w:left w:val="thinThickSmallGap" w:sz="24" w:space="0" w:color="auto"/>
-              <w:bottom w:val="thinThickSmallGap" w:sz="24" w:space="0" w:color="auto"/>
-              <w:right w:val="thinThickSmallGap" w:sz="24" w:space="0" w:color="auto"/>
-            </w:tcBorders>
-          </w:tcPr>
-          <w:p>
-            <w:pPr>
-              <w:spacing w:after="0" w:line="240" w:lineRule="auto"/>
-              <w:jc w:val="both"/>
-              <w:rPr>
-                <w:b/>
-                <w:bCs/>
-                <w:sz w:val="24"/>
-                <w:szCs w:val="24"/>
-                <w:rtl/>
-                <w:lang w:bidi="ar-EG"/>
-              </w:rPr>
-            </w:pPr>
-          </w:p>
-        </w:tc>
-        <w:tc>
-          <w:tcPr>
-            <w:tcW w:w="1530" w:type="dxa"/>
-            <w:tcBorders>
-              <w:top w:val="thinThickSmallGap" w:sz="24" w:space="0" w:color="auto"/>
-              <w:left w:val="thinThickSmallGap" w:sz="24" w:space="0" w:color="auto"/>
-              <w:bottom w:val="single" w:sz="4" w:space="0" w:color="auto"/>
-              <w:right w:val="thinThickSmallGap" w:sz="24" w:space="0" w:color="auto"/>
-            </w:tcBorders>
-          </w:tcPr>
-          <w:p>
-            <w:pPr>
-              <w:spacing w:after="0" w:line="240" w:lineRule="auto"/>
-              <w:jc w:val="both"/>
-              <w:rPr>
-                <w:b/>
-                <w:bCs/>
-                <w:sz w:val="24"/>
-                <w:szCs w:val="24"/>
-                <w:rtl/>
-                <w:lang w:bidi="ar-EG"/>
-              </w:rPr>
-            </w:pPr>
-            <w:r>
-              <w:rPr>
-                <w:b/>
-                <w:bCs/>
-                <w:sz w:val="24"/>
-                <w:szCs w:val="24"/>
-                <w:highlight w:val="red"/>
-                <w:rtl/>
-                <w:lang w:bidi="ar-EG"/>
-              </w:rPr>
-              <w:t>........</w:t>
-            </w:r>
-          </w:p>
-        </w:tc>
-        <w:tc>
-          <w:tcPr>
-            <w:tcW w:w="1204" w:type="dxa"/>
-            <w:tcBorders>
-              <w:top w:val="thinThickSmallGap" w:sz="24" w:space="0" w:color="auto"/>
-              <w:left w:val="thinThickSmallGap" w:sz="24" w:space="0" w:color="auto"/>
-              <w:bottom w:val="single" w:sz="4" w:space="0" w:color="auto"/>
-              <w:right w:val="thinThickSmallGap" w:sz="24" w:space="0" w:color="auto"/>
-            </w:tcBorders>
-          </w:tcPr>
-          <w:p>
-            <w:pPr>
-              <w:spacing w:after="0" w:line="240" w:lineRule="auto"/>
-              <w:jc w:val="both"/>
-              <w:rPr>
-                <w:b/>
-                <w:bCs/>
-                <w:sz w:val="24"/>
-                <w:szCs w:val="24"/>
-                <w:rtl/>
-                <w:lang w:bidi="ar-EG"/>
-              </w:rPr>
-            </w:pPr>
-            <w:r>
-              <w:rPr>
-                <w:b/>
-                <w:bCs/>
-                <w:sz w:val="24"/>
-                <w:szCs w:val="24"/>
-                <w:highlight w:val="red"/>
-                <w:rtl/>
-                <w:lang w:bidi="ar-EG"/>
-              </w:rPr>
-              <w:t>.......</w:t>
-            </w:r>
-          </w:p>
-        </w:tc>
-        <w:tc>
-          <w:tcPr>
-            <w:tcW w:w="983" w:type="dxa"/>
-            <w:tcBorders>
-              <w:top w:val="thinThickSmallGap" w:sz="24" w:space="0" w:color="auto"/>
-              <w:left w:val="thinThickSmallGap" w:sz="24" w:space="0" w:color="auto"/>
-              <w:bottom w:val="single" w:sz="4" w:space="0" w:color="auto"/>
-              <w:right w:val="thinThickSmallGap" w:sz="24" w:space="0" w:color="auto"/>
-            </w:tcBorders>
-          </w:tcPr>
-          <w:p>
-            <w:pPr>
-              <w:spacing w:after="0" w:line="240" w:lineRule="auto"/>
-              <w:jc w:val="both"/>
               <w:rPr>
                 <w:b/>
                 <w:bCs/>
@@ -3274,7 +2904,7 @@
           <w:p>
             <w:pPr>
               <w:spacing w:after="0" w:line="240" w:lineRule="auto"/>
-              <w:jc w:val="both"/>
+              <w:jc w:val="center"/>
               <w:rPr>
                 <w:b/>
                 <w:bCs/>
@@ -3299,21 +2929,21 @@
           <w:p>
             <w:pPr>
               <w:spacing w:after="0" w:line="240" w:lineRule="auto"/>
-              <w:jc w:val="both"/>
-              <w:rPr>
-                <w:b/>
-                <w:bCs/>
-                <w:sz w:val="24"/>
-                <w:szCs w:val="24"/>
-                <w:rtl/>
-                <w:lang w:bidi="ar-EG"/>
-              </w:rPr>
-            </w:pPr>
-          </w:p>
-        </w:tc>
-        <w:tc>
-          <w:tcPr>
-            <w:tcW w:w="1026" w:type="dxa"/>
+              <w:jc w:val="center"/>
+              <w:rPr>
+                <w:b/>
+                <w:bCs/>
+                <w:sz w:val="24"/>
+                <w:szCs w:val="24"/>
+                <w:rtl/>
+                <w:lang w:bidi="ar-EG"/>
+              </w:rPr>
+            </w:pPr>
+          </w:p>
+        </w:tc>
+        <w:tc>
+          <w:tcPr>
+            <w:tcW w:w="1206" w:type="dxa"/>
             <w:tcBorders>
               <w:top w:val="thinThickSmallGap" w:sz="24" w:space="0" w:color="auto"/>
               <w:left w:val="thinThickSmallGap" w:sz="24" w:space="0" w:color="auto"/>
@@ -3324,7 +2954,6 @@
           <w:p>
             <w:pPr>
               <w:spacing w:after="0" w:line="240" w:lineRule="auto"/>
-              <w:jc w:val="both"/>
               <w:rPr>
                 <w:b/>
                 <w:bCs/>
@@ -3362,7 +2991,6 @@
         </w:tblPrEx>
         <w:trPr>
           <w:trHeight w:val="75"/>
-          <w:jc w:val="center"/>
         </w:trPr>
         <w:tc>
           <w:tcPr>
@@ -3377,7 +3005,7 @@
           <w:p>
             <w:pPr>
               <w:spacing w:after="0" w:line="240" w:lineRule="auto"/>
-              <w:jc w:val="center"/>
+              <w:jc w:val="highKashida"/>
               <w:rPr>
                 <w:b/>
                 <w:bCs/>
@@ -3404,7 +3032,7 @@
         </w:tc>
         <w:tc>
           <w:tcPr>
-            <w:tcW w:w="3240" w:type="dxa"/>
+            <w:tcW w:w="1694" w:type="dxa"/>
             <w:vMerge w:val="restart"/>
             <w:tcBorders>
               <w:top w:val="thinThickSmallGap" w:sz="24" w:space="0" w:color="auto"/>
@@ -3412,83 +3040,7 @@
               <w:right w:val="thinThickSmallGap" w:sz="24" w:space="0" w:color="auto"/>
             </w:tcBorders>
           </w:tcPr>
-          <w:p/>
-          <w:p>
-            <w:pPr>
-              <w:spacing w:after="0" w:line="240" w:lineRule="auto"/>
-              <w:jc w:val="both"/>
-              <w:rPr>
-                <w:b/>
-                <w:bCs/>
-                <w:sz w:val="24"/>
-                <w:szCs w:val="24"/>
-                <w:rtl/>
-                <w:lang w:bidi="ar-EG"/>
-              </w:rPr>
-            </w:pPr>
-          </w:p>
-        </w:tc>
-        <w:tc>
-          <w:tcPr>
-            <w:tcW w:w="1530" w:type="dxa"/>
-            <w:tcBorders>
-              <w:top w:val="thinThickSmallGap" w:sz="24" w:space="0" w:color="auto"/>
-              <w:left w:val="thinThickSmallGap" w:sz="24" w:space="0" w:color="auto"/>
-              <w:bottom w:val="single" w:sz="4" w:space="0" w:color="auto"/>
-              <w:right w:val="thinThickSmallGap" w:sz="24" w:space="0" w:color="auto"/>
-            </w:tcBorders>
-          </w:tcPr>
-          <w:p>
-            <w:pPr>
-              <w:spacing w:after="0" w:line="240" w:lineRule="auto"/>
-              <w:jc w:val="both"/>
-              <w:rPr>
-                <w:b/>
-                <w:bCs/>
-                <w:sz w:val="24"/>
-                <w:szCs w:val="24"/>
-                <w:rtl/>
-                <w:lang w:bidi="ar-EG"/>
-              </w:rPr>
-            </w:pPr>
-            <w:r>
-              <w:rPr>
-                <w:rFonts w:hint="cs"/>
-                <w:b/>
-                <w:bCs/>
-                <w:sz w:val="24"/>
-                <w:szCs w:val="24"/>
-                <w:highlight w:val="red"/>
-                <w:rtl/>
-                <w:lang w:bidi="ar-EG"/>
-              </w:rPr>
-              <w:t>........</w:t>
-            </w:r>
-          </w:p>
-        </w:tc>
-        <w:tc>
-          <w:tcPr>
-            <w:tcW w:w="1204" w:type="dxa"/>
-            <w:tcBorders>
-              <w:top w:val="thinThickSmallGap" w:sz="24" w:space="0" w:color="auto"/>
-              <w:left w:val="thinThickSmallGap" w:sz="24" w:space="0" w:color="auto"/>
-              <w:bottom w:val="single" w:sz="4" w:space="0" w:color="auto"/>
-              <w:right w:val="thinThickSmallGap" w:sz="24" w:space="0" w:color="auto"/>
-            </w:tcBorders>
-          </w:tcPr>
-          <w:p>
-            <w:pPr>
-              <w:spacing w:after="0" w:line="240" w:lineRule="auto"/>
-              <w:jc w:val="both"/>
-              <w:rPr>
-                <w:b/>
-                <w:bCs/>
-                <w:sz w:val="24"/>
-                <w:szCs w:val="24"/>
-                <w:rtl/>
-                <w:lang w:bidi="ar-EG"/>
-              </w:rPr>
-            </w:pPr>
+          <w:p>
             <w:r>
               <w:rPr>
                 <w:rFonts w:hint="cs"/>
@@ -3503,10 +3055,24 @@
               <w:t>.......</w:t>
             </w:r>
           </w:p>
-        </w:tc>
-        <w:tc>
-          <w:tcPr>
-            <w:tcW w:w="983" w:type="dxa"/>
+          <w:p>
+            <w:pPr>
+              <w:spacing w:after="0" w:line="240" w:lineRule="auto"/>
+              <w:jc w:val="highKashida"/>
+              <w:rPr>
+                <w:b/>
+                <w:bCs/>
+                <w:sz w:val="24"/>
+                <w:szCs w:val="24"/>
+                <w:rtl/>
+                <w:lang w:bidi="ar-EG"/>
+              </w:rPr>
+            </w:pPr>
+          </w:p>
+        </w:tc>
+        <w:tc>
+          <w:tcPr>
+            <w:tcW w:w="4252" w:type="dxa"/>
             <w:tcBorders>
               <w:top w:val="thinThickSmallGap" w:sz="24" w:space="0" w:color="auto"/>
               <w:left w:val="thinThickSmallGap" w:sz="24" w:space="0" w:color="auto"/>
@@ -3517,7 +3083,44 @@
           <w:p>
             <w:pPr>
               <w:spacing w:after="0" w:line="240" w:lineRule="auto"/>
-              <w:jc w:val="both"/>
+              <w:rPr>
+                <w:b/>
+                <w:bCs/>
+                <w:sz w:val="24"/>
+                <w:szCs w:val="24"/>
+                <w:rtl/>
+                <w:lang w:bidi="ar-EG"/>
+              </w:rPr>
+            </w:pPr>
+            <w:r>
+              <w:rPr>
+                <w:rFonts w:hint="cs"/>
+                <w:b/>
+                <w:bCs/>
+                <w:sz w:val="24"/>
+                <w:szCs w:val="24"/>
+                <w:highlight w:val="red"/>
+                <w:rtl/>
+                <w:lang w:bidi="ar-EG"/>
+              </w:rPr>
+              <w:t>.........</w:t>
+            </w:r>
+          </w:p>
+        </w:tc>
+        <w:tc>
+          <w:tcPr>
+            <w:tcW w:w="1011" w:type="dxa"/>
+            <w:tcBorders>
+              <w:top w:val="thinThickSmallGap" w:sz="24" w:space="0" w:color="auto"/>
+              <w:left w:val="thinThickSmallGap" w:sz="24" w:space="0" w:color="auto"/>
+              <w:bottom w:val="single" w:sz="4" w:space="0" w:color="auto"/>
+              <w:right w:val="thinThickSmallGap" w:sz="24" w:space="0" w:color="auto"/>
+            </w:tcBorders>
+          </w:tcPr>
+          <w:p>
+            <w:pPr>
+              <w:spacing w:after="0" w:line="240" w:lineRule="auto"/>
+              <w:jc w:val="center"/>
               <w:rPr>
                 <w:b/>
                 <w:bCs/>
@@ -3555,7 +3158,7 @@
           <w:p>
             <w:pPr>
               <w:spacing w:after="0" w:line="240" w:lineRule="auto"/>
-              <w:jc w:val="both"/>
+              <w:jc w:val="center"/>
               <w:rPr>
                 <w:b/>
                 <w:bCs/>
@@ -3580,21 +3183,21 @@
           <w:p>
             <w:pPr>
               <w:spacing w:after="0" w:line="240" w:lineRule="auto"/>
-              <w:jc w:val="both"/>
-              <w:rPr>
-                <w:b/>
-                <w:bCs/>
-                <w:sz w:val="24"/>
-                <w:szCs w:val="24"/>
-                <w:rtl/>
-                <w:lang w:bidi="ar-EG"/>
-              </w:rPr>
-            </w:pPr>
-          </w:p>
-        </w:tc>
-        <w:tc>
-          <w:tcPr>
-            <w:tcW w:w="1026" w:type="dxa"/>
+              <w:jc w:val="center"/>
+              <w:rPr>
+                <w:b/>
+                <w:bCs/>
+                <w:sz w:val="24"/>
+                <w:szCs w:val="24"/>
+                <w:rtl/>
+                <w:lang w:bidi="ar-EG"/>
+              </w:rPr>
+            </w:pPr>
+          </w:p>
+        </w:tc>
+        <w:tc>
+          <w:tcPr>
+            <w:tcW w:w="1206" w:type="dxa"/>
             <w:tcBorders>
               <w:top w:val="thinThickSmallGap" w:sz="24" w:space="0" w:color="auto"/>
               <w:left w:val="thinThickSmallGap" w:sz="24" w:space="0" w:color="auto"/>
@@ -3605,7 +3208,6 @@
           <w:p>
             <w:pPr>
               <w:spacing w:after="0" w:line="240" w:lineRule="auto"/>
-              <w:jc w:val="both"/>
               <w:rPr>
                 <w:b/>
                 <w:bCs/>
@@ -3644,7 +3246,6 @@
         </w:tblPrEx>
         <w:trPr>
           <w:trHeight w:val="210"/>
-          <w:jc w:val="center"/>
         </w:trPr>
         <w:tc>
           <w:tcPr>
@@ -3659,21 +3260,21 @@
           <w:p>
             <w:pPr>
               <w:spacing w:after="0" w:line="240" w:lineRule="auto"/>
-              <w:jc w:val="both"/>
-              <w:rPr>
-                <w:b/>
-                <w:bCs/>
-                <w:sz w:val="24"/>
-                <w:szCs w:val="24"/>
-                <w:rtl/>
-                <w:lang w:bidi="ar-EG"/>
-              </w:rPr>
-            </w:pPr>
-          </w:p>
-        </w:tc>
-        <w:tc>
-          <w:tcPr>
-            <w:tcW w:w="3240" w:type="dxa"/>
+              <w:jc w:val="highKashida"/>
+              <w:rPr>
+                <w:b/>
+                <w:bCs/>
+                <w:sz w:val="24"/>
+                <w:szCs w:val="24"/>
+                <w:rtl/>
+                <w:lang w:bidi="ar-EG"/>
+              </w:rPr>
+            </w:pPr>
+          </w:p>
+        </w:tc>
+        <w:tc>
+          <w:tcPr>
+            <w:tcW w:w="1694" w:type="dxa"/>
             <w:vMerge/>
             <w:tcBorders>
               <w:left w:val="thinThickSmallGap" w:sz="24" w:space="0" w:color="auto"/>
@@ -3683,21 +3284,21 @@
           <w:p>
             <w:pPr>
               <w:spacing w:after="0" w:line="240" w:lineRule="auto"/>
-              <w:jc w:val="both"/>
-              <w:rPr>
-                <w:b/>
-                <w:bCs/>
-                <w:sz w:val="24"/>
-                <w:szCs w:val="24"/>
-                <w:rtl/>
-                <w:lang w:bidi="ar-EG"/>
-              </w:rPr>
-            </w:pPr>
-          </w:p>
-        </w:tc>
-        <w:tc>
-          <w:tcPr>
-            <w:tcW w:w="1530" w:type="dxa"/>
+              <w:jc w:val="highKashida"/>
+              <w:rPr>
+                <w:b/>
+                <w:bCs/>
+                <w:sz w:val="24"/>
+                <w:szCs w:val="24"/>
+                <w:rtl/>
+                <w:lang w:bidi="ar-EG"/>
+              </w:rPr>
+            </w:pPr>
+          </w:p>
+        </w:tc>
+        <w:tc>
+          <w:tcPr>
+            <w:tcW w:w="4252" w:type="dxa"/>
             <w:tcBorders>
               <w:top w:val="thinThickSmallGap" w:sz="24" w:space="0" w:color="auto"/>
               <w:left w:val="thinThickSmallGap" w:sz="24" w:space="0" w:color="auto"/>
@@ -3708,7 +3309,6 @@
           <w:p>
             <w:pPr>
               <w:spacing w:after="0" w:line="240" w:lineRule="auto"/>
-              <w:jc w:val="both"/>
               <w:rPr>
                 <w:b/>
                 <w:bCs/>
@@ -3729,13 +3329,13 @@
                 <w:rtl/>
                 <w:lang w:bidi="ar-EG"/>
               </w:rPr>
-              <w:t>........</w:t>
+              <w:t>.........</w:t>
             </w:r>
           </w:p>
         </w:tc>
         <w:tc>
           <w:tcPr>
-            <w:tcW w:w="1204" w:type="dxa"/>
+            <w:tcW w:w="1011" w:type="dxa"/>
             <w:tcBorders>
               <w:top w:val="thinThickSmallGap" w:sz="24" w:space="0" w:color="auto"/>
               <w:left w:val="thinThickSmallGap" w:sz="24" w:space="0" w:color="auto"/>
@@ -3746,45 +3346,7 @@
           <w:p>
             <w:pPr>
               <w:spacing w:after="0" w:line="240" w:lineRule="auto"/>
-              <w:jc w:val="both"/>
-              <w:rPr>
-                <w:b/>
-                <w:bCs/>
-                <w:sz w:val="24"/>
-                <w:szCs w:val="24"/>
-                <w:rtl/>
-                <w:lang w:bidi="ar-EG"/>
-              </w:rPr>
-            </w:pPr>
-            <w:r>
-              <w:rPr>
-                <w:rFonts w:hint="cs"/>
-                <w:b/>
-                <w:bCs/>
-                <w:sz w:val="24"/>
-                <w:szCs w:val="24"/>
-                <w:highlight w:val="red"/>
-                <w:rtl/>
-                <w:lang w:bidi="ar-EG"/>
-              </w:rPr>
-              <w:t>.......</w:t>
-            </w:r>
-          </w:p>
-        </w:tc>
-        <w:tc>
-          <w:tcPr>
-            <w:tcW w:w="983" w:type="dxa"/>
-            <w:tcBorders>
-              <w:top w:val="thinThickSmallGap" w:sz="24" w:space="0" w:color="auto"/>
-              <w:left w:val="thinThickSmallGap" w:sz="24" w:space="0" w:color="auto"/>
-              <w:bottom w:val="single" w:sz="4" w:space="0" w:color="auto"/>
-              <w:right w:val="thinThickSmallGap" w:sz="24" w:space="0" w:color="auto"/>
-            </w:tcBorders>
-          </w:tcPr>
-          <w:p>
-            <w:pPr>
-              <w:spacing w:after="0" w:line="240" w:lineRule="auto"/>
-              <w:jc w:val="both"/>
+              <w:jc w:val="center"/>
               <w:rPr>
                 <w:b/>
                 <w:bCs/>
@@ -3821,7 +3383,6 @@
           <w:p>
             <w:pPr>
               <w:spacing w:after="0" w:line="240" w:lineRule="auto"/>
-              <w:jc w:val="both"/>
               <w:rPr>
                 <w:b/>
                 <w:bCs/>
@@ -3845,21 +3406,20 @@
           <w:p>
             <w:pPr>
               <w:spacing w:after="0" w:line="240" w:lineRule="auto"/>
-              <w:jc w:val="both"/>
-              <w:rPr>
-                <w:b/>
-                <w:bCs/>
-                <w:sz w:val="24"/>
-                <w:szCs w:val="24"/>
-                <w:rtl/>
-                <w:lang w:bidi="ar-EG"/>
-              </w:rPr>
-            </w:pPr>
-          </w:p>
-        </w:tc>
-        <w:tc>
-          <w:tcPr>
-            <w:tcW w:w="1026" w:type="dxa"/>
+              <w:rPr>
+                <w:b/>
+                <w:bCs/>
+                <w:sz w:val="24"/>
+                <w:szCs w:val="24"/>
+                <w:rtl/>
+                <w:lang w:bidi="ar-EG"/>
+              </w:rPr>
+            </w:pPr>
+          </w:p>
+        </w:tc>
+        <w:tc>
+          <w:tcPr>
+            <w:tcW w:w="1206" w:type="dxa"/>
             <w:tcBorders>
               <w:top w:val="thinThickSmallGap" w:sz="24" w:space="0" w:color="auto"/>
               <w:left w:val="thinThickSmallGap" w:sz="24" w:space="0" w:color="auto"/>
@@ -3870,7 +3430,6 @@
           <w:p>
             <w:pPr>
               <w:spacing w:after="0" w:line="240" w:lineRule="auto"/>
-              <w:jc w:val="both"/>
               <w:rPr>
                 <w:b/>
                 <w:bCs/>
@@ -3908,8 +3467,7 @@
           </w:tblBorders>
         </w:tblPrEx>
         <w:trPr>
-          <w:trHeight w:val="195"/>
-          <w:jc w:val="center"/>
+          <w:trHeight w:val="225"/>
         </w:trPr>
         <w:tc>
           <w:tcPr>
@@ -3924,21 +3482,21 @@
           <w:p>
             <w:pPr>
               <w:spacing w:after="0" w:line="240" w:lineRule="auto"/>
-              <w:jc w:val="both"/>
-              <w:rPr>
-                <w:b/>
-                <w:bCs/>
-                <w:sz w:val="24"/>
-                <w:szCs w:val="24"/>
-                <w:rtl/>
-                <w:lang w:bidi="ar-EG"/>
-              </w:rPr>
-            </w:pPr>
-          </w:p>
-        </w:tc>
-        <w:tc>
-          <w:tcPr>
-            <w:tcW w:w="3240" w:type="dxa"/>
+              <w:jc w:val="highKashida"/>
+              <w:rPr>
+                <w:b/>
+                <w:bCs/>
+                <w:sz w:val="24"/>
+                <w:szCs w:val="24"/>
+                <w:rtl/>
+                <w:lang w:bidi="ar-EG"/>
+              </w:rPr>
+            </w:pPr>
+          </w:p>
+        </w:tc>
+        <w:tc>
+          <w:tcPr>
+            <w:tcW w:w="1694" w:type="dxa"/>
             <w:vMerge/>
             <w:tcBorders>
               <w:left w:val="thinThickSmallGap" w:sz="24" w:space="0" w:color="auto"/>
@@ -3948,21 +3506,21 @@
           <w:p>
             <w:pPr>
               <w:spacing w:after="0" w:line="240" w:lineRule="auto"/>
-              <w:jc w:val="both"/>
-              <w:rPr>
-                <w:b/>
-                <w:bCs/>
-                <w:sz w:val="24"/>
-                <w:szCs w:val="24"/>
-                <w:rtl/>
-                <w:lang w:bidi="ar-EG"/>
-              </w:rPr>
-            </w:pPr>
-          </w:p>
-        </w:tc>
-        <w:tc>
-          <w:tcPr>
-            <w:tcW w:w="1530" w:type="dxa"/>
+              <w:jc w:val="highKashida"/>
+              <w:rPr>
+                <w:b/>
+                <w:bCs/>
+                <w:sz w:val="24"/>
+                <w:szCs w:val="24"/>
+                <w:rtl/>
+                <w:lang w:bidi="ar-EG"/>
+              </w:rPr>
+            </w:pPr>
+          </w:p>
+        </w:tc>
+        <w:tc>
+          <w:tcPr>
+            <w:tcW w:w="4252" w:type="dxa"/>
             <w:tcBorders>
               <w:top w:val="thinThickSmallGap" w:sz="24" w:space="0" w:color="auto"/>
               <w:left w:val="thinThickSmallGap" w:sz="24" w:space="0" w:color="auto"/>
@@ -3973,13 +3531,11 @@
           <w:p>
             <w:pPr>
               <w:spacing w:after="0" w:line="240" w:lineRule="auto"/>
-              <w:jc w:val="both"/>
-              <w:rPr>
-                <w:b/>
-                <w:bCs/>
-                <w:sz w:val="24"/>
-                <w:szCs w:val="24"/>
-                <w:rtl/>
+              <w:rPr>
+                <w:b/>
+                <w:bCs/>
+                <w:sz w:val="24"/>
+                <w:szCs w:val="24"/>
                 <w:lang w:bidi="ar-EG"/>
               </w:rPr>
             </w:pPr>
@@ -3999,7 +3555,7 @@
         </w:tc>
         <w:tc>
           <w:tcPr>
-            <w:tcW w:w="1204" w:type="dxa"/>
+            <w:tcW w:w="1011" w:type="dxa"/>
             <w:tcBorders>
               <w:top w:val="thinThickSmallGap" w:sz="24" w:space="0" w:color="auto"/>
               <w:left w:val="thinThickSmallGap" w:sz="24" w:space="0" w:color="auto"/>
@@ -4010,44 +3566,7 @@
           <w:p>
             <w:pPr>
               <w:spacing w:after="0" w:line="240" w:lineRule="auto"/>
-              <w:jc w:val="both"/>
-              <w:rPr>
-                <w:b/>
-                <w:bCs/>
-                <w:sz w:val="24"/>
-                <w:szCs w:val="24"/>
-                <w:rtl/>
-                <w:lang w:bidi="ar-EG"/>
-              </w:rPr>
-            </w:pPr>
-            <w:r>
-              <w:rPr>
-                <w:b/>
-                <w:bCs/>
-                <w:sz w:val="24"/>
-                <w:szCs w:val="24"/>
-                <w:highlight w:val="red"/>
-                <w:rtl/>
-                <w:lang w:bidi="ar-EG"/>
-              </w:rPr>
-              <w:t>.......</w:t>
-            </w:r>
-          </w:p>
-        </w:tc>
-        <w:tc>
-          <w:tcPr>
-            <w:tcW w:w="983" w:type="dxa"/>
-            <w:tcBorders>
-              <w:top w:val="thinThickSmallGap" w:sz="24" w:space="0" w:color="auto"/>
-              <w:left w:val="thinThickSmallGap" w:sz="24" w:space="0" w:color="auto"/>
-              <w:bottom w:val="single" w:sz="4" w:space="0" w:color="auto"/>
-              <w:right w:val="thinThickSmallGap" w:sz="24" w:space="0" w:color="auto"/>
-            </w:tcBorders>
-          </w:tcPr>
-          <w:p>
-            <w:pPr>
-              <w:spacing w:after="0" w:line="240" w:lineRule="auto"/>
-              <w:jc w:val="both"/>
+              <w:jc w:val="center"/>
               <w:rPr>
                 <w:b/>
                 <w:bCs/>
@@ -4083,7 +3602,6 @@
           <w:p>
             <w:pPr>
               <w:spacing w:after="0" w:line="240" w:lineRule="auto"/>
-              <w:jc w:val="both"/>
               <w:rPr>
                 <w:b/>
                 <w:bCs/>
@@ -4107,21 +3625,20 @@
           <w:p>
             <w:pPr>
               <w:spacing w:after="0" w:line="240" w:lineRule="auto"/>
-              <w:jc w:val="both"/>
-              <w:rPr>
-                <w:b/>
-                <w:bCs/>
-                <w:sz w:val="24"/>
-                <w:szCs w:val="24"/>
-                <w:rtl/>
-                <w:lang w:bidi="ar-EG"/>
-              </w:rPr>
-            </w:pPr>
-          </w:p>
-        </w:tc>
-        <w:tc>
-          <w:tcPr>
-            <w:tcW w:w="1026" w:type="dxa"/>
+              <w:rPr>
+                <w:b/>
+                <w:bCs/>
+                <w:sz w:val="24"/>
+                <w:szCs w:val="24"/>
+                <w:rtl/>
+                <w:lang w:bidi="ar-EG"/>
+              </w:rPr>
+            </w:pPr>
+          </w:p>
+        </w:tc>
+        <w:tc>
+          <w:tcPr>
+            <w:tcW w:w="1206" w:type="dxa"/>
             <w:tcBorders>
               <w:top w:val="thinThickSmallGap" w:sz="24" w:space="0" w:color="auto"/>
               <w:left w:val="thinThickSmallGap" w:sz="24" w:space="0" w:color="auto"/>
@@ -4132,7 +3649,6 @@
           <w:p>
             <w:pPr>
               <w:spacing w:after="0" w:line="240" w:lineRule="auto"/>
-              <w:jc w:val="both"/>
               <w:rPr>
                 <w:b/>
                 <w:bCs/>
@@ -4170,7 +3686,6 @@
         </w:tblPrEx>
         <w:trPr>
           <w:trHeight w:val="135"/>
-          <w:jc w:val="center"/>
         </w:trPr>
         <w:tc>
           <w:tcPr>
@@ -4185,21 +3700,21 @@
           <w:p>
             <w:pPr>
               <w:spacing w:after="0" w:line="240" w:lineRule="auto"/>
-              <w:jc w:val="both"/>
-              <w:rPr>
-                <w:b/>
-                <w:bCs/>
-                <w:sz w:val="24"/>
-                <w:szCs w:val="24"/>
-                <w:rtl/>
-                <w:lang w:bidi="ar-EG"/>
-              </w:rPr>
-            </w:pPr>
-          </w:p>
-        </w:tc>
-        <w:tc>
-          <w:tcPr>
-            <w:tcW w:w="3240" w:type="dxa"/>
+              <w:jc w:val="highKashida"/>
+              <w:rPr>
+                <w:b/>
+                <w:bCs/>
+                <w:sz w:val="24"/>
+                <w:szCs w:val="24"/>
+                <w:rtl/>
+                <w:lang w:bidi="ar-EG"/>
+              </w:rPr>
+            </w:pPr>
+          </w:p>
+        </w:tc>
+        <w:tc>
+          <w:tcPr>
+            <w:tcW w:w="1694" w:type="dxa"/>
             <w:vMerge/>
             <w:tcBorders>
               <w:left w:val="thinThickSmallGap" w:sz="24" w:space="0" w:color="auto"/>
@@ -4210,21 +3725,21 @@
           <w:p>
             <w:pPr>
               <w:spacing w:after="0" w:line="240" w:lineRule="auto"/>
-              <w:jc w:val="both"/>
-              <w:rPr>
-                <w:b/>
-                <w:bCs/>
-                <w:sz w:val="24"/>
-                <w:szCs w:val="24"/>
-                <w:rtl/>
-                <w:lang w:bidi="ar-EG"/>
-              </w:rPr>
-            </w:pPr>
-          </w:p>
-        </w:tc>
-        <w:tc>
-          <w:tcPr>
-            <w:tcW w:w="1530" w:type="dxa"/>
+              <w:jc w:val="highKashida"/>
+              <w:rPr>
+                <w:b/>
+                <w:bCs/>
+                <w:sz w:val="24"/>
+                <w:szCs w:val="24"/>
+                <w:rtl/>
+                <w:lang w:bidi="ar-EG"/>
+              </w:rPr>
+            </w:pPr>
+          </w:p>
+        </w:tc>
+        <w:tc>
+          <w:tcPr>
+            <w:tcW w:w="4252" w:type="dxa"/>
             <w:tcBorders>
               <w:top w:val="thinThickSmallGap" w:sz="24" w:space="0" w:color="auto"/>
               <w:left w:val="thinThickSmallGap" w:sz="24" w:space="0" w:color="auto"/>
@@ -4235,81 +3750,6 @@
           <w:p>
             <w:pPr>
               <w:spacing w:after="0" w:line="240" w:lineRule="auto"/>
-              <w:jc w:val="both"/>
-              <w:rPr>
-                <w:b/>
-                <w:bCs/>
-                <w:sz w:val="24"/>
-                <w:szCs w:val="24"/>
-                <w:rtl/>
-                <w:lang w:bidi="ar-EG"/>
-              </w:rPr>
-            </w:pPr>
-            <w:r>
-              <w:rPr>
-                <w:b/>
-                <w:bCs/>
-                <w:sz w:val="24"/>
-                <w:szCs w:val="24"/>
-                <w:highlight w:val="red"/>
-                <w:rtl/>
-                <w:lang w:bidi="ar-EG"/>
-              </w:rPr>
-              <w:t>........</w:t>
-            </w:r>
-          </w:p>
-        </w:tc>
-        <w:tc>
-          <w:tcPr>
-            <w:tcW w:w="1204" w:type="dxa"/>
-            <w:tcBorders>
-              <w:top w:val="thinThickSmallGap" w:sz="24" w:space="0" w:color="auto"/>
-              <w:left w:val="thinThickSmallGap" w:sz="24" w:space="0" w:color="auto"/>
-              <w:bottom w:val="thinThickSmallGap" w:sz="24" w:space="0" w:color="auto"/>
-              <w:right w:val="thinThickSmallGap" w:sz="24" w:space="0" w:color="auto"/>
-            </w:tcBorders>
-          </w:tcPr>
-          <w:p>
-            <w:pPr>
-              <w:spacing w:after="0" w:line="240" w:lineRule="auto"/>
-              <w:jc w:val="both"/>
-              <w:rPr>
-                <w:b/>
-                <w:bCs/>
-                <w:sz w:val="24"/>
-                <w:szCs w:val="24"/>
-                <w:rtl/>
-                <w:lang w:bidi="ar-EG"/>
-              </w:rPr>
-            </w:pPr>
-            <w:r>
-              <w:rPr>
-                <w:b/>
-                <w:bCs/>
-                <w:sz w:val="24"/>
-                <w:szCs w:val="24"/>
-                <w:highlight w:val="red"/>
-                <w:rtl/>
-                <w:lang w:bidi="ar-EG"/>
-              </w:rPr>
-              <w:t>.......</w:t>
-            </w:r>
-          </w:p>
-        </w:tc>
-        <w:tc>
-          <w:tcPr>
-            <w:tcW w:w="983" w:type="dxa"/>
-            <w:tcBorders>
-              <w:top w:val="thinThickSmallGap" w:sz="24" w:space="0" w:color="auto"/>
-              <w:left w:val="thinThickSmallGap" w:sz="24" w:space="0" w:color="auto"/>
-              <w:bottom w:val="thinThickSmallGap" w:sz="24" w:space="0" w:color="auto"/>
-              <w:right w:val="thinThickSmallGap" w:sz="24" w:space="0" w:color="auto"/>
-            </w:tcBorders>
-          </w:tcPr>
-          <w:p>
-            <w:pPr>
-              <w:spacing w:after="0" w:line="240" w:lineRule="auto"/>
-              <w:jc w:val="both"/>
               <w:rPr>
                 <w:b/>
                 <w:bCs/>
@@ -4335,6 +3775,43 @@
         </w:tc>
         <w:tc>
           <w:tcPr>
+            <w:tcW w:w="1011" w:type="dxa"/>
+            <w:tcBorders>
+              <w:top w:val="thinThickSmallGap" w:sz="24" w:space="0" w:color="auto"/>
+              <w:left w:val="thinThickSmallGap" w:sz="24" w:space="0" w:color="auto"/>
+              <w:bottom w:val="thinThickSmallGap" w:sz="24" w:space="0" w:color="auto"/>
+              <w:right w:val="thinThickSmallGap" w:sz="24" w:space="0" w:color="auto"/>
+            </w:tcBorders>
+          </w:tcPr>
+          <w:p>
+            <w:pPr>
+              <w:spacing w:after="0" w:line="240" w:lineRule="auto"/>
+              <w:jc w:val="center"/>
+              <w:rPr>
+                <w:b/>
+                <w:bCs/>
+                <w:sz w:val="24"/>
+                <w:szCs w:val="24"/>
+                <w:rtl/>
+                <w:lang w:bidi="ar-EG"/>
+              </w:rPr>
+            </w:pPr>
+            <w:r>
+              <w:rPr>
+                <w:b/>
+                <w:bCs/>
+                <w:sz w:val="24"/>
+                <w:szCs w:val="24"/>
+                <w:highlight w:val="red"/>
+                <w:rtl/>
+                <w:lang w:bidi="ar-EG"/>
+              </w:rPr>
+              <w:t>......</w:t>
+            </w:r>
+          </w:p>
+        </w:tc>
+        <w:tc>
+          <w:tcPr>
             <w:tcW w:w="845" w:type="dxa"/>
             <w:vMerge/>
             <w:tcBorders>
@@ -4346,7 +3823,6 @@
           <w:p>
             <w:pPr>
               <w:spacing w:after="0" w:line="240" w:lineRule="auto"/>
-              <w:jc w:val="both"/>
               <w:rPr>
                 <w:b/>
                 <w:bCs/>
@@ -4371,21 +3847,20 @@
           <w:p>
             <w:pPr>
               <w:spacing w:after="0" w:line="240" w:lineRule="auto"/>
-              <w:jc w:val="both"/>
-              <w:rPr>
-                <w:b/>
-                <w:bCs/>
-                <w:sz w:val="24"/>
-                <w:szCs w:val="24"/>
-                <w:rtl/>
-                <w:lang w:bidi="ar-EG"/>
-              </w:rPr>
-            </w:pPr>
-          </w:p>
-        </w:tc>
-        <w:tc>
-          <w:tcPr>
-            <w:tcW w:w="1026" w:type="dxa"/>
+              <w:rPr>
+                <w:b/>
+                <w:bCs/>
+                <w:sz w:val="24"/>
+                <w:szCs w:val="24"/>
+                <w:rtl/>
+                <w:lang w:bidi="ar-EG"/>
+              </w:rPr>
+            </w:pPr>
+          </w:p>
+        </w:tc>
+        <w:tc>
+          <w:tcPr>
+            <w:tcW w:w="1206" w:type="dxa"/>
             <w:tcBorders>
               <w:top w:val="thinThickSmallGap" w:sz="24" w:space="0" w:color="auto"/>
               <w:left w:val="thinThickSmallGap" w:sz="24" w:space="0" w:color="auto"/>
@@ -4396,7 +3871,6 @@
           <w:p>
             <w:pPr>
               <w:spacing w:after="0" w:line="240" w:lineRule="auto"/>
-              <w:jc w:val="both"/>
               <w:rPr>
                 <w:b/>
                 <w:bCs/>
@@ -4430,7 +3904,7 @@
           <w:numId w:val="4"/>
         </w:numPr>
         <w:spacing w:after="0" w:line="240" w:lineRule="auto"/>
-        <w:jc w:val="both"/>
+        <w:jc w:val="mediumKashida"/>
         <w:rPr>
           <w:b/>
           <w:bCs/>
@@ -4577,7 +4051,7 @@
       <w:pPr>
         <w:spacing w:after="0" w:line="240" w:lineRule="auto"/>
         <w:ind w:left="-567" w:hanging="283"/>
-        <w:jc w:val="both"/>
+        <w:jc w:val="highKashida"/>
         <w:rPr>
           <w:b/>
           <w:bCs/>
@@ -4661,7 +4135,7 @@
           <w:numId w:val="1"/>
         </w:numPr>
         <w:spacing w:after="0" w:line="240" w:lineRule="auto"/>
-        <w:jc w:val="both"/>
+        <w:jc w:val="highKashida"/>
         <w:rPr>
           <w:b/>
           <w:bCs/>
@@ -4693,7 +4167,7 @@
           <w:numId w:val="1"/>
         </w:numPr>
         <w:spacing w:after="0" w:line="240" w:lineRule="auto"/>
-        <w:jc w:val="both"/>
+        <w:jc w:val="highKashida"/>
         <w:rPr>
           <w:b/>
           <w:bCs/>
@@ -4739,7 +4213,7 @@
           <w:numId w:val="1"/>
         </w:numPr>
         <w:spacing w:after="0" w:line="240" w:lineRule="auto"/>
-        <w:jc w:val="both"/>
+        <w:jc w:val="highKashida"/>
         <w:rPr>
           <w:b/>
           <w:bCs/>
@@ -4772,7 +4246,7 @@
           <w:numId w:val="1"/>
         </w:numPr>
         <w:spacing w:after="0" w:line="240" w:lineRule="auto"/>
-        <w:jc w:val="both"/>
+        <w:jc w:val="highKashida"/>
         <w:rPr>
           <w:b/>
           <w:bCs/>
@@ -4800,7 +4274,7 @@
       <w:pPr>
         <w:spacing w:after="0" w:line="240" w:lineRule="auto"/>
         <w:ind w:left="360"/>
-        <w:jc w:val="both"/>
+        <w:jc w:val="highKashida"/>
         <w:rPr>
           <w:b/>
           <w:bCs/>
@@ -4899,6 +4373,18 @@
           <w:rtl/>
           <w:lang w:bidi="ar-EG"/>
         </w:rPr>
+        <w:t xml:space="preserve">       </w:t>
+      </w:r>
+      <w:r>
+        <w:rPr>
+          <w:rFonts w:hint="cs"/>
+          <w:b/>
+          <w:bCs/>
+          <w:sz w:val="24"/>
+          <w:szCs w:val="24"/>
+          <w:rtl/>
+          <w:lang w:bidi="ar-EG"/>
+        </w:rPr>
         <w:t>الم</w:t>
       </w:r>
       <w:r>
@@ -5000,8 +4486,7 @@
     <w:p>
       <w:pPr>
         <w:spacing w:after="0" w:line="240" w:lineRule="auto"/>
-        <w:ind w:left="-2211"/>
-        <w:jc w:val="center"/>
+        <w:ind w:left="9"/>
         <w:rPr>
           <w:b/>
           <w:bCs/>
@@ -5014,6 +4499,47 @@
       <w:r>
         <w:rPr>
           <w:rFonts w:hint="cs"/>
+          <w:rtl/>
+          <w:lang w:bidi="ar-EG"/>
+        </w:rPr>
+        <w:t xml:space="preserve"> </w:t>
+      </w:r>
+      <w:r>
+        <w:rPr>
+          <w:rFonts w:hint="cs"/>
+          <w:highlight w:val="red"/>
+          <w:rtl/>
+          <w:lang w:bidi="ar-EG"/>
+        </w:rPr>
+        <w:t>أحمد محمد</w:t>
+      </w:r>
+      <w:r>
+        <w:rPr>
+          <w:rFonts w:hint="cs"/>
+          <w:rtl/>
+          <w:lang w:bidi="ar-EG"/>
+        </w:rPr>
+        <w:t xml:space="preserve">              </w:t>
+      </w:r>
+      <w:r>
+        <w:rPr>
+          <w:rFonts w:hint="cs"/>
+          <w:rtl/>
+          <w:lang w:bidi="ar-EG"/>
+        </w:rPr>
+        <w:t xml:space="preserve">     </w:t>
+      </w:r>
+      <w:r>
+        <w:rPr>
+          <w:rFonts w:hint="cs"/>
+          <w:rtl/>
+          <w:lang w:bidi="ar-EG"/>
+        </w:rPr>
+        <w:t xml:space="preserve">        </w:t>
+      </w:r>
+      <w:r>
+        <w:rPr>
+          <w:rFonts w:hint="cs"/>
           <w:b/>
           <w:bCs/>
           <w:sz w:val="32"/>
@@ -5022,75 +4548,6 @@
           <w:lang w:bidi="ar-EG"/>
         </w:rPr>
         <w:t xml:space="preserve"> </w:t>
-      </w:r>
-      <w:r>
-        <w:rPr>
-          <w:rFonts w:hint="cs"/>
-          <w:rtl/>
-          <w:lang w:bidi="ar-EG"/>
-        </w:rPr>
-        <w:t xml:space="preserve"> </w:t>
-      </w:r>
-      <w:r>
-        <w:rPr>
-          <w:rFonts w:hint="cs"/>
-          <w:highlight w:val="red"/>
-          <w:rtl/>
-          <w:lang w:bidi="ar-EG"/>
-        </w:rPr>
-        <w:t>أحمد محمد</w:t>
-      </w:r>
-      <w:r>
-        <w:rPr>
-          <w:rFonts w:hint="cs"/>
-          <w:rtl/>
-          <w:lang w:bidi="ar-EG"/>
-        </w:rPr>
-        <w:t xml:space="preserve">       </w:t>
-      </w:r>
-      <w:r>
-        <w:rPr>
-          <w:rFonts w:hint="cs"/>
-          <w:rtl/>
-          <w:lang w:bidi="ar-EG"/>
-        </w:rPr>
-        <w:t xml:space="preserve">    </w:t>
-      </w:r>
-      <w:r>
-        <w:rPr>
-          <w:rFonts w:hint="cs"/>
-          <w:rtl/>
-          <w:lang w:bidi="ar-EG"/>
-        </w:rPr>
-        <w:t xml:space="preserve">              </w:t>
-      </w:r>
-      <w:r>
-        <w:rPr>
-          <w:rFonts w:hint="cs"/>
-          <w:rtl/>
-          <w:lang w:bidi="ar-EG"/>
-        </w:rPr>
-        <w:t xml:space="preserve"> </w:t>
-      </w:r>
-      <w:r>
-        <w:rPr>
-          <w:rFonts w:hint="cs"/>
-          <w:rtl/>
-          <w:lang w:bidi="ar-EG"/>
-        </w:rPr>
-        <w:t xml:space="preserve"> </w:t>
-      </w:r>
-      <w:r>
-        <w:rPr>
-          <w:rFonts w:hint="cs"/>
-          <w:b/>
-          <w:bCs/>
-          <w:sz w:val="32"/>
-          <w:szCs w:val="32"/>
-          <w:rtl/>
-          <w:lang w:bidi="ar-EG"/>
-        </w:rPr>
-        <w:t xml:space="preserve">  </w:t>
       </w:r>
       <w:r>
         <w:rPr>
@@ -5107,6 +4564,42 @@
       </w:r>
       <w:r>
         <w:rPr>
+          <w:rFonts w:ascii="Andalus" w:hAnsi="Andalus" w:cs="Andalus" w:hint="cs"/>
+          <w:b/>
+          <w:bCs/>
+          <w:sz w:val="36"/>
+          <w:szCs w:val="36"/>
+          <w:rtl/>
+          <w:lang w:bidi="ar-EG"/>
+        </w:rPr>
+        <w:t xml:space="preserve">      </w:t>
+      </w:r>
+      <w:r>
+        <w:rPr>
+          <w:rFonts w:ascii="Andalus" w:hAnsi="Andalus" w:cs="Andalus" w:hint="cs"/>
+          <w:b/>
+          <w:bCs/>
+          <w:sz w:val="36"/>
+          <w:szCs w:val="36"/>
+          <w:rtl/>
+          <w:lang w:bidi="ar-EG"/>
+        </w:rPr>
+        <w:t xml:space="preserve">  </w:t>
+      </w:r>
+      <w:r>
+        <w:rPr>
+          <w:rFonts w:ascii="Andalus" w:hAnsi="Andalus" w:cs="Andalus" w:hint="cs"/>
+          <w:b/>
+          <w:bCs/>
+          <w:sz w:val="36"/>
+          <w:szCs w:val="36"/>
+          <w:rtl/>
+          <w:lang w:bidi="ar-EG"/>
+        </w:rPr>
+        <w:t xml:space="preserve">       </w:t>
+      </w:r>
+      <w:r>
+        <w:rPr>
           <w:rFonts w:hint="cs"/>
           <w:b/>
           <w:bCs/>
@@ -5115,55 +4608,7 @@
           <w:rtl/>
           <w:lang w:bidi="ar-EG"/>
         </w:rPr>
-        <w:t xml:space="preserve"> </w:t>
-      </w:r>
-      <w:r>
-        <w:rPr>
-          <w:rFonts w:ascii="Andalus" w:hAnsi="Andalus" w:cs="Andalus" w:hint="cs"/>
-          <w:b/>
-          <w:bCs/>
-          <w:sz w:val="36"/>
-          <w:szCs w:val="36"/>
-          <w:rtl/>
-          <w:lang w:bidi="ar-EG"/>
-        </w:rPr>
-        <w:t xml:space="preserve">      </w:t>
-      </w:r>
-      <w:r>
-        <w:rPr>
-          <w:rFonts w:ascii="Andalus" w:hAnsi="Andalus" w:cs="Andalus" w:hint="cs"/>
-          <w:b/>
-          <w:bCs/>
-          <w:sz w:val="36"/>
-          <w:szCs w:val="36"/>
-          <w:rtl/>
-          <w:lang w:bidi="ar-EG"/>
-        </w:rPr>
         <w:t xml:space="preserve">  </w:t>
-      </w:r>
-      <w:r>
-        <w:rPr>
-          <w:rFonts w:ascii="Andalus" w:hAnsi="Andalus" w:cs="Andalus" w:hint="cs"/>
-          <w:b/>
-          <w:bCs/>
-          <w:sz w:val="36"/>
-          <w:szCs w:val="36"/>
-          <w:rtl/>
-          <w:lang w:bidi="ar-EG"/>
-        </w:rPr>
-        <w:t xml:space="preserve">       </w:t>
-      </w:r>
-      <w:r>
-        <w:rPr>
-          <w:rFonts w:ascii="Andalus" w:hAnsi="Andalus" w:cs="Andalus" w:hint="cs"/>
-          <w:b/>
-          <w:bCs/>
-          <w:sz w:val="36"/>
-          <w:szCs w:val="36"/>
-          <w:rtl/>
-          <w:lang w:bidi="ar-EG"/>
-        </w:rPr>
-        <w:t xml:space="preserve">      </w:t>
       </w:r>
       <w:r>
         <w:rPr>
@@ -5175,7 +4620,19 @@
           <w:rtl/>
           <w:lang w:bidi="ar-EG"/>
         </w:rPr>
-        <w:t xml:space="preserve">  </w:t>
+        <w:t xml:space="preserve">     </w:t>
+      </w:r>
+      <w:r>
+        <w:rPr>
+          <w:rFonts w:hint="cs"/>
+          <w:b/>
+          <w:bCs/>
+          <w:sz w:val="32"/>
+          <w:szCs w:val="32"/>
+          <w:rtl/>
+          <w:lang w:bidi="ar-EG"/>
+        </w:rPr>
+        <w:t xml:space="preserve"> </w:t>
       </w:r>
       <w:r>
         <w:rPr>
@@ -5347,17 +4804,7 @@
         <w:rtl/>
         <w:lang w:bidi="ar-EG"/>
       </w:rPr>
-      <w:t xml:space="preserve">التاريخ </w:t>
-    </w:r>
-    <w:r>
-      <w:rPr>
-        <w:rFonts w:hint="cs"/>
-        <w:b/>
-        <w:bCs/>
-        <w:rtl/>
-        <w:lang w:bidi="ar-EG"/>
-      </w:rPr>
-      <w:t>الصادر:</w:t>
+      <w:t>التاريخ الصادر:</w:t>
     </w:r>
     <w:r>
       <w:rPr>
@@ -5388,6 +4835,20 @@
         <w:szCs w:val="24"/>
         <w:rtl/>
       </w:rPr>
+      <w:t xml:space="preserve">      </w:t>
+    </w:r>
+    <w:r>
+      <w:rPr>
+        <w:rFonts w:ascii="Franklin Gothic Medium" w:eastAsia="Franklin Gothic Medium" w:hAnsi="Franklin Gothic Medium" w:cs="Times New Roman" w:hint="cs"/>
+        <w:b/>
+        <w:bCs/>
+        <w:i/>
+        <w:iCs/>
+        <w:color w:val="FF0000"/>
+        <w:sz w:val="24"/>
+        <w:szCs w:val="24"/>
+        <w:rtl/>
+      </w:rPr>
       <w:t xml:space="preserve">    </w:t>
     </w:r>
     <w:r>
@@ -5403,6 +4864,7 @@
       </w:rPr>
       <w:t xml:space="preserve">  </w:t>
     </w:r>
+    <w:bookmarkEnd w:id="0"/>
     <w:r>
       <w:rPr>
         <w:rFonts w:hint="cs"/>
@@ -5410,34 +4872,46 @@
         <w:rtl/>
         <w:lang w:bidi="ar-EG"/>
       </w:rPr>
-      <w:t xml:space="preserve"> </w:t>
-    </w:r>
-    <w:bookmarkEnd w:id="0"/>
-    <w:r>
-      <w:rPr>
-        <w:rFonts w:hint="cs"/>
-        <w:highlight w:val="red"/>
-        <w:rtl/>
-        <w:lang w:bidi="ar-EG"/>
-      </w:rPr>
       <w:t>رقم القيد</w:t>
     </w:r>
     <w:r>
       <w:rPr>
-        <w:rFonts w:hint="cs"/>
-        <w:highlight w:val="red"/>
-        <w:rtl/>
-        <w:lang w:bidi="ar-EG"/>
-      </w:rPr>
-      <w:t xml:space="preserve"> </w:t>
-    </w:r>
-    <w:r>
-      <w:rPr>
-        <w:rFonts w:hint="cs"/>
-        <w:rtl/>
-        <w:lang w:bidi="ar-EG"/>
-      </w:rPr>
-      <w:t xml:space="preserve">              </w:t>
+        <w:rFonts w:ascii="Times New Roman" w:eastAsia="Franklin Gothic Medium" w:hAnsi="Times New Roman" w:cs="Times New Roman" w:hint="cs"/>
+        <w:b/>
+        <w:bCs/>
+        <w:i/>
+        <w:iCs/>
+        <w:sz w:val="24"/>
+        <w:szCs w:val="24"/>
+        <w:rtl/>
+      </w:rPr>
+      <w:t xml:space="preserve">     </w:t>
+    </w:r>
+    <w:r>
+      <w:rPr>
+        <w:rFonts w:ascii="Times New Roman" w:eastAsia="Franklin Gothic Medium" w:hAnsi="Times New Roman" w:cs="Times New Roman" w:hint="cs"/>
+        <w:b/>
+        <w:bCs/>
+        <w:i/>
+        <w:iCs/>
+        <w:sz w:val="24"/>
+        <w:szCs w:val="24"/>
+        <w:rtl/>
+      </w:rPr>
+      <w:t xml:space="preserve">       </w:t>
+    </w:r>
+    <w:r>
+      <w:rPr>
+        <w:rFonts w:ascii="Times New Roman" w:eastAsia="Franklin Gothic Medium" w:hAnsi="Times New Roman" w:cs="Times New Roman" w:hint="cs"/>
+        <w:b/>
+        <w:bCs/>
+        <w:i/>
+        <w:iCs/>
+        <w:sz w:val="24"/>
+        <w:szCs w:val="24"/>
+        <w:rtl/>
+      </w:rPr>
+      <w:t xml:space="preserve">  </w:t>
     </w:r>
     <w:r>
       <w:rPr>
@@ -5708,6 +5182,31 @@
       <w:rPr>
         <w:noProof/>
       </w:rPr>
+      <w:pict w14:anchorId="0B9A1BD8">
+        <v:shapetype id="_x0000_t75" coordsize="21600,21600" o:spt="75" o:preferrelative="t" path="m@4@5l@4@11@9@11@9@5xe" filled="f" stroked="f">
+          <v:stroke joinstyle="miter"/>
+          <v:formulas>
+            <v:f eqn="if lineDrawn pixelLineWidth 0"/>
+            <v:f eqn="sum @0 1 0"/>
+            <v:f eqn="sum 0 0 @1"/>
+            <v:f eqn="prod @2 1 2"/>
+            <v:f eqn="prod @3 21600 pixelWidth"/>
+            <v:f eqn="prod @3 21600 pixelHeight"/>
+            <v:f eqn="sum @0 0 1"/>
+            <v:f eqn="prod @6 1 2"/>
+            <v:f eqn="prod @7 21600 pixelWidth"/>
+            <v:f eqn="sum @8 21600 0"/>
+            <v:f eqn="prod @7 21600 pixelHeight"/>
+            <v:f eqn="sum @10 21600 0"/>
+          </v:formulas>
+          <v:path o:extrusionok="f" gradientshapeok="t" o:connecttype="rect"/>
+          <o:lock v:ext="edit" aspectratio="t"/>
+        </v:shapetype>
+        <v:shape id="WordPictureWatermark10348436" o:spid="_x0000_s1029" type="#_x0000_t75" style="position:absolute;left:0;text-align:left;margin-left:0;margin-top:0;width:493.95pt;height:399.45pt;z-index:-251658240;mso-position-horizontal:center;mso-position-horizontal-relative:margin;mso-position-vertical:center;mso-position-vertical-relative:margin" o:allowincell="f">
+          <v:imagedata r:id="rId1" o:title="لوجو جديد" gain="19661f" blacklevel="22938f"/>
+          <w10:wrap anchorx="margin" anchory="margin"/>
+        </v:shape>
+      </w:pict>
     </w:r>
   </w:p>
 </w:hdr>
@@ -5746,7 +5245,7 @@
           <wp:extent cx="939165" cy="647700"/>
           <wp:effectExtent l="0" t="0" r="0" b="0"/>
           <wp:wrapSquare wrapText="bothSides"/>
-          <wp:docPr id="315391040" name="صورة 1210891337"/>
+          <wp:docPr id="1063306279" name="صورة 1210891337"/>
           <wp:cNvGraphicFramePr>
             <a:graphicFrameLocks xmlns:a="http://schemas.openxmlformats.org/drawingml/2006/main" noChangeAspect="1"/>
           </wp:cNvGraphicFramePr>
@@ -6454,6 +5953,31 @@
       <w:rPr>
         <w:noProof/>
       </w:rPr>
+      <w:pict w14:anchorId="322AF0D5">
+        <v:shapetype id="_x0000_t75" coordsize="21600,21600" o:spt="75" o:preferrelative="t" path="m@4@5l@4@11@9@11@9@5xe" filled="f" stroked="f">
+          <v:stroke joinstyle="miter"/>
+          <v:formulas>
+            <v:f eqn="if lineDrawn pixelLineWidth 0"/>
+            <v:f eqn="sum @0 1 0"/>
+            <v:f eqn="sum 0 0 @1"/>
+            <v:f eqn="prod @2 1 2"/>
+            <v:f eqn="prod @3 21600 pixelWidth"/>
+            <v:f eqn="prod @3 21600 pixelHeight"/>
+            <v:f eqn="sum @0 0 1"/>
+            <v:f eqn="prod @6 1 2"/>
+            <v:f eqn="prod @7 21600 pixelWidth"/>
+            <v:f eqn="sum @8 21600 0"/>
+            <v:f eqn="prod @7 21600 pixelHeight"/>
+            <v:f eqn="sum @10 21600 0"/>
+          </v:formulas>
+          <v:path o:extrusionok="f" gradientshapeok="t" o:connecttype="rect"/>
+          <o:lock v:ext="edit" aspectratio="t"/>
+        </v:shapetype>
+        <v:shape id="WordPictureWatermark10348437" o:spid="_x0000_s1030" type="#_x0000_t75" style="position:absolute;left:0;text-align:left;margin-left:-6.15pt;margin-top:188.85pt;width:493.95pt;height:399.45pt;z-index:-251657216;mso-position-horizontal-relative:margin;mso-position-vertical-relative:margin" o:allowincell="f">
+          <v:imagedata r:id="rId2" o:title="لوجو جديد" gain="19661f" blacklevel="22938f"/>
+          <w10:wrap anchorx="margin" anchory="margin"/>
+        </v:shape>
+      </w:pict>
     </w:r>
   </w:p>
 </w:hdr>
@@ -6469,6 +5993,31 @@
       <w:rPr>
         <w:noProof/>
       </w:rPr>
+      <w:pict w14:anchorId="3465DA2B">
+        <v:shapetype id="_x0000_t75" coordsize="21600,21600" o:spt="75" o:preferrelative="t" path="m@4@5l@4@11@9@11@9@5xe" filled="f" stroked="f">
+          <v:stroke joinstyle="miter"/>
+          <v:formulas>
+            <v:f eqn="if lineDrawn pixelLineWidth 0"/>
+            <v:f eqn="sum @0 1 0"/>
+            <v:f eqn="sum 0 0 @1"/>
+            <v:f eqn="prod @2 1 2"/>
+            <v:f eqn="prod @3 21600 pixelWidth"/>
+            <v:f eqn="prod @3 21600 pixelHeight"/>
+            <v:f eqn="sum @0 0 1"/>
+            <v:f eqn="prod @6 1 2"/>
+            <v:f eqn="prod @7 21600 pixelWidth"/>
+            <v:f eqn="sum @8 21600 0"/>
+            <v:f eqn="prod @7 21600 pixelHeight"/>
+            <v:f eqn="sum @10 21600 0"/>
+          </v:formulas>
+          <v:path o:extrusionok="f" gradientshapeok="t" o:connecttype="rect"/>
+          <o:lock v:ext="edit" aspectratio="t"/>
+        </v:shapetype>
+        <v:shape id="WordPictureWatermark10348435" o:spid="_x0000_s1028" type="#_x0000_t75" style="position:absolute;left:0;text-align:left;margin-left:0;margin-top:0;width:493.95pt;height:399.45pt;z-index:-251659264;mso-position-horizontal:center;mso-position-horizontal-relative:margin;mso-position-vertical:center;mso-position-vertical-relative:margin" o:allowincell="f">
+          <v:imagedata r:id="rId1" o:title="لوجو جديد" gain="19661f" blacklevel="22938f"/>
+          <w10:wrap anchorx="margin" anchory="margin"/>
+        </v:shape>
+      </w:pict>
     </w:r>
   </w:p>
 </w:hdr>
